--- a/resources/form_templates/estandar/SNCC_D052_Aceptacion_Agente.docx
+++ b/resources/form_templates/estandar/SNCC_D052_Aceptacion_Agente.docx
@@ -115,7 +115,7 @@
                         <w:rPr>
                           <w:rStyle w:val="Style5"/>
                         </w:rPr>
-                        <w:t xml:space="preserve">Seleccione la fecha </w:t>
+                        <w:t xml:space="preserve">${fecha} </w:t>
                       </w:r>
                     </w:sdtContent>
                   </w:sdt>
@@ -161,7 +161,7 @@
                             <w:rPr>
                               <w:rStyle w:val="Textodelmarcadordeposicin"/>
                             </w:rPr>
-                            <w:t>Click here to enter text.</w:t>
+                            <w:t>${proceso_codigo}</w:t>
                           </w:r>
                         </w:p>
                       </w:sdtContent>
@@ -630,7 +630,7 @@
           <w:sz w:val="22"/>
           <w:szCs w:val="22"/>
         </w:rPr>
-        <w:t>Indicar Nombre de la Entidad</w:t>
+        <w:t>${proceso_entidad}</w:t>
       </w:r>
       <w:r>
         <w:rPr>

--- a/resources/form_templates/estandar/SNCC_D052_Aceptacion_Agente.docx
+++ b/resources/form_templates/estandar/SNCC_D052_Aceptacion_Agente.docx
@@ -1498,6 +1498,17 @@
       <w:cols w:space="708"/>
       <w:docGrid w:linePitch="360"/>
     </w:sectPr>
+    <w:p>
+      <w:pPr>
+        <w:jc w:val="center"/>
+      </w:pPr>
+      <w:r>
+        <w:rPr>
+          <w:sz w:val="20"/>
+        </w:rPr>
+        <w:t>${img_sello}</w:t>
+      </w:r>
+    </w:p>
   </w:body>
 </w:document>
 </file>

--- a/resources/form_templates/estandar/SNCC_D052_Aceptacion_Agente.docx
+++ b/resources/form_templates/estandar/SNCC_D052_Aceptacion_Agente.docx
@@ -1498,17 +1498,50 @@
       <w:cols w:space="708"/>
       <w:docGrid w:linePitch="360"/>
     </w:sectPr>
-    <w:p>
-      <w:pPr>
+    <w:tbl>
+      <w:tblPr>
+        <w:tblW w:w="0" w:type="auto"/>
+        <w:tblBorders>
+          <w:top w:val="none" w:sz="0" w:space="0" w:color="auto"/>
+          <w:left w:val="none" w:sz="0" w:space="0" w:color="auto"/>
+          <w:bottom w:val="none" w:sz="0" w:space="0" w:color="auto"/>
+          <w:right w:val="none" w:sz="0" w:space="0" w:color="auto"/>
+          <w:insideH w:val="none" w:sz="0" w:space="0" w:color="auto"/>
+          <w:insideV w:val="none" w:sz="0" w:space="0" w:color="auto"/>
+        </w:tblBorders>
         <w:jc w:val="center"/>
-      </w:pPr>
-      <w:r>
-        <w:rPr>
-          <w:sz w:val="20"/>
-        </w:rPr>
-        <w:t>${img_sello}</w:t>
-      </w:r>
-    </w:p>
+      </w:tblPr>
+      <w:tr>
+        <w:tc>
+          <w:tcPr>
+            <w:tcW w:w="4800" w:type="dxa"/>
+            <w:vAlign w:val="bottom"/>
+          </w:tcPr>
+          <w:p>
+            <w:pPr>
+              <w:jc w:val="center"/>
+            </w:pPr>
+            <w:r>
+              <w:t>${img_firma}</w:t>
+            </w:r>
+          </w:p>
+        </w:tc>
+        <w:tc>
+          <w:tcPr>
+            <w:tcW w:w="4800" w:type="dxa"/>
+            <w:vAlign w:val="bottom"/>
+          </w:tcPr>
+          <w:p>
+            <w:pPr>
+              <w:jc w:val="center"/>
+            </w:pPr>
+            <w:r>
+              <w:t>${img_sello}</w:t>
+            </w:r>
+          </w:p>
+        </w:tc>
+      </w:tr>
+    </w:tbl>
   </w:body>
 </w:document>
 </file>

--- a/resources/form_templates/estandar/SNCC_D052_Aceptacion_Agente.docx
+++ b/resources/form_templates/estandar/SNCC_D052_Aceptacion_Agente.docx
@@ -1,1549 +1,6 @@
 
-<file path=word/document.xml><?xml version="1.0" encoding="utf-8"?>
-<w:document xmlns:wpc="http://schemas.microsoft.com/office/word/2010/wordprocessingCanvas" xmlns:cx="http://schemas.microsoft.com/office/drawing/2014/chartex" xmlns:cx1="http://schemas.microsoft.com/office/drawing/2015/9/8/chartex" xmlns:mc="http://schemas.openxmlformats.org/markup-compatibility/2006" xmlns:o="urn:schemas-microsoft-com:office:office" xmlns:r="http://schemas.openxmlformats.org/officeDocument/2006/relationships" xmlns:m="http://schemas.openxmlformats.org/officeDocument/2006/math" xmlns:v="urn:schemas-microsoft-com:vml" xmlns:wp14="http://schemas.microsoft.com/office/word/2010/wordprocessingDrawing" xmlns:wp="http://schemas.openxmlformats.org/drawingml/2006/wordprocessingDrawing" xmlns:w10="urn:schemas-microsoft-com:office:word" xmlns:w="http://schemas.openxmlformats.org/wordprocessingml/2006/main" xmlns:w14="http://schemas.microsoft.com/office/word/2010/wordml" xmlns:w15="http://schemas.microsoft.com/office/word/2012/wordml" xmlns:w16se="http://schemas.microsoft.com/office/word/2015/wordml/symex" xmlns:wpg="http://schemas.microsoft.com/office/word/2010/wordprocessingGroup" xmlns:wpi="http://schemas.microsoft.com/office/word/2010/wordprocessingInk" xmlns:wne="http://schemas.microsoft.com/office/word/2006/wordml" xmlns:wps="http://schemas.microsoft.com/office/word/2010/wordprocessingShape" mc:Ignorable="w14 w15 w16se wp14">
-  <w:body>
-    <w:p>
-      <w:pPr>
-        <w:tabs>
-          <w:tab w:val="right" w:pos="9027"/>
-        </w:tabs>
-      </w:pPr>
-      <w:r>
-        <w:rPr>
-          <w:noProof/>
-          <w:lang w:val="es-DO" w:eastAsia="es-DO"/>
-        </w:rPr>
-        <w:drawing>
-          <wp:anchor distT="0" distB="0" distL="114300" distR="114300" simplePos="0" relativeHeight="251659776" behindDoc="0" locked="0" layoutInCell="1" allowOverlap="1">
-            <wp:simplePos x="0" y="0"/>
-            <wp:positionH relativeFrom="margin">
-              <wp:posOffset>2555240</wp:posOffset>
-            </wp:positionH>
-            <wp:positionV relativeFrom="margin">
-              <wp:posOffset>-666750</wp:posOffset>
-            </wp:positionV>
-            <wp:extent cx="882000" cy="878400"/>
-            <wp:effectExtent l="0" t="0" r="0" b="0"/>
-            <wp:wrapSquare wrapText="bothSides"/>
-            <wp:docPr id="3" name="Imagen 3" descr="C:\Users\emontesdeoca\Desktop\Escudo Nacional 2018.png"/>
-            <wp:cNvGraphicFramePr>
-              <a:graphicFrameLocks xmlns:a="http://schemas.openxmlformats.org/drawingml/2006/main" noChangeAspect="1"/>
-            </wp:cNvGraphicFramePr>
-            <a:graphic xmlns:a="http://schemas.openxmlformats.org/drawingml/2006/main">
-              <a:graphicData uri="http://schemas.openxmlformats.org/drawingml/2006/picture">
-                <pic:pic xmlns:pic="http://schemas.openxmlformats.org/drawingml/2006/picture">
-                  <pic:nvPicPr>
-                    <pic:cNvPr id="0" name="Picture 1" descr="C:\Users\emontesdeoca\Desktop\Escudo Nacional 2018.png"/>
-                    <pic:cNvPicPr>
-                      <a:picLocks noChangeAspect="1" noChangeArrowheads="1"/>
-                    </pic:cNvPicPr>
-                  </pic:nvPicPr>
-                  <pic:blipFill>
-                    <a:blip r:embed="rId8" cstate="print">
-                      <a:extLst>
-                        <a:ext uri="{28A0092B-C50C-407E-A947-70E740481C1C}">
-                          <a14:useLocalDpi xmlns:a14="http://schemas.microsoft.com/office/drawing/2010/main" val="0"/>
-                        </a:ext>
-                      </a:extLst>
-                    </a:blip>
-                    <a:srcRect/>
-                    <a:stretch>
-                      <a:fillRect/>
-                    </a:stretch>
-                  </pic:blipFill>
-                  <pic:spPr bwMode="auto">
-                    <a:xfrm>
-                      <a:off x="0" y="0"/>
-                      <a:ext cx="882000" cy="878400"/>
-                    </a:xfrm>
-                    <a:prstGeom prst="rect">
-                      <a:avLst/>
-                    </a:prstGeom>
-                    <a:noFill/>
-                    <a:ln>
-                      <a:noFill/>
-                    </a:ln>
-                  </pic:spPr>
-                </pic:pic>
-              </a:graphicData>
-            </a:graphic>
-            <wp14:sizeRelH relativeFrom="margin">
-              <wp14:pctWidth>0</wp14:pctWidth>
-            </wp14:sizeRelH>
-            <wp14:sizeRelV relativeFrom="margin">
-              <wp14:pctHeight>0</wp14:pctHeight>
-            </wp14:sizeRelV>
-          </wp:anchor>
-        </w:drawing>
-      </w:r>
-      <w:r>
-        <w:rPr>
-          <w:noProof/>
-          <w:lang w:val="en-US" w:eastAsia="zh-TW"/>
-        </w:rPr>
-        <w:pict>
-          <v:shapetype id="_x0000_t202" coordsize="21600,21600" o:spt="202" path="m,l,21600r21600,l21600,xe">
-            <v:stroke joinstyle="miter"/>
-            <v:path gradientshapeok="t" o:connecttype="rect"/>
-          </v:shapetype>
-          <v:shape id="_x0000_s1036" type="#_x0000_t202" style="position:absolute;margin-left:389.7pt;margin-top:20.15pt;width:114.05pt;height:21.9pt;z-index:251685888;mso-position-horizontal-relative:text;mso-position-vertical-relative:text;mso-width-relative:margin;mso-height-relative:margin" filled="f" stroked="f">
-            <v:textbox style="mso-next-textbox:#_x0000_s1036">
-              <w:txbxContent>
-                <w:p>
-                  <w:sdt>
-                    <w:sdtPr>
-                      <w:rPr>
-                        <w:rStyle w:val="Style5"/>
-                      </w:rPr>
-                      <w:alias w:val="Fecha de emisión del documento"/>
-                      <w:tag w:val="Fecha de emisión del documento"/>
-                      <w:id w:val="13417894"/>
-                      <w:date>
-                        <w:dateFormat w:val="dd' de 'MMMM' de 'yyyy"/>
-                        <w:lid w:val="es-DO"/>
-                        <w:storeMappedDataAs w:val="dateTime"/>
-                        <w:calendar w:val="gregorian"/>
-                      </w:date>
-                    </w:sdtPr>
-                    <w:sdtEndPr>
-                      <w:rPr>
-                        <w:rStyle w:val="Style5"/>
-                      </w:rPr>
-                    </w:sdtEndPr>
-                    <w:sdtContent>
-                      <w:r>
-                        <w:rPr>
-                          <w:rStyle w:val="Style5"/>
-                        </w:rPr>
-                        <w:t xml:space="preserve">${fecha} </w:t>
-                      </w:r>
-                    </w:sdtContent>
-                  </w:sdt>
-                </w:p>
-              </w:txbxContent>
-            </v:textbox>
-          </v:shape>
-        </w:pict>
-      </w:r>
-      <w:r>
-        <w:rPr>
-          <w:noProof/>
-          <w:lang w:val="en-US"/>
-        </w:rPr>
-        <w:pict>
-          <v:group id="_x0000_s1044" style="position:absolute;margin-left:367.55pt;margin-top:-45.05pt;width:127.2pt;height:55.2pt;z-index:251696128;mso-position-horizontal-relative:text;mso-position-vertical-relative:text" coordorigin="12866,523" coordsize="2544,1104">
-            <v:rect id="_x0000_s1045" style="position:absolute;left:12866;top:523;width:2544;height:1104" filled="f"/>
-            <v:group id="_x0000_s1046" style="position:absolute;left:12940;top:561;width:2413;height:968" coordorigin="9151,720" coordsize="2009,900">
-              <v:shape id="_x0000_s1047" type="#_x0000_t202" style="position:absolute;left:9151;top:1077;width:2009;height:543;mso-width-relative:margin;mso-height-relative:margin" fillcolor="white [3212]" strokecolor="white [3212]" strokeweight="2.25pt">
-                <v:textbox style="mso-next-textbox:#_x0000_s1047" inset=",0">
-                  <w:txbxContent>
-                    <w:sdt>
-                      <w:sdtPr>
-                        <w:rPr>
-                          <w:rStyle w:val="Style2"/>
-                        </w:rPr>
-                        <w:alias w:val="No. del Expediente de Compras "/>
-                        <w:tag w:val="No. del Expediente de Compras "/>
-                        <w:id w:val="5755464"/>
-                        <w:showingPlcHdr/>
-                      </w:sdtPr>
-                      <w:sdtEndPr>
-                        <w:rPr>
-                          <w:rStyle w:val="Style2"/>
-                        </w:rPr>
-                      </w:sdtEndPr>
-                      <w:sdtContent>
-                        <w:p>
-                          <w:pPr>
-                            <w:jc w:val="center"/>
-                          </w:pPr>
-                          <w:r>
-                            <w:rPr>
-                              <w:rStyle w:val="Textodelmarcadordeposicin"/>
-                            </w:rPr>
-                            <w:t>${proceso_codigo}</w:t>
-                          </w:r>
-                        </w:p>
-                      </w:sdtContent>
-                    </w:sdt>
-                  </w:txbxContent>
-                </v:textbox>
-              </v:shape>
-              <v:shape id="_x0000_s1048" type="#_x0000_t202" style="position:absolute;left:9151;top:720;width:2009;height:360;mso-width-relative:margin;mso-height-relative:margin" fillcolor="black [3213]" strokecolor="white [3212]" strokeweight="3pt">
-                <v:textbox style="mso-next-textbox:#_x0000_s1048">
-                  <w:txbxContent>
-                    <w:p>
-                      <w:pPr>
-                        <w:jc w:val="center"/>
-                        <w:rPr>
-                          <w:rFonts w:ascii="Franklin Gothic Medium Cond" w:hAnsi="Franklin Gothic Medium Cond"/>
-                          <w:b/>
-                          <w:color w:val="FFFFFF" w:themeColor="background1"/>
-                          <w:lang w:val="en-US"/>
-                        </w:rPr>
-                      </w:pPr>
-                      <w:r>
-                        <w:rPr>
-                          <w:rFonts w:ascii="Franklin Gothic Medium Cond" w:hAnsi="Franklin Gothic Medium Cond"/>
-                          <w:b/>
-                          <w:color w:val="FFFFFF" w:themeColor="background1"/>
-                        </w:rPr>
-                        <w:t>No. EXPEDIENTE</w:t>
-                      </w:r>
-                    </w:p>
-                  </w:txbxContent>
-                </v:textbox>
-              </v:shape>
-            </v:group>
-          </v:group>
-        </w:pict>
-      </w:r>
-      <w:r>
-        <w:rPr>
-          <w:noProof/>
-          <w:lang w:val="en-US"/>
-        </w:rPr>
-        <w:pict>
-          <v:shape id="_x0000_s1050" type="#_x0000_t202" style="position:absolute;margin-left:-34.45pt;margin-top:-47.85pt;width:74.65pt;height:24.05pt;z-index:251697152;mso-position-horizontal-relative:text;mso-position-vertical-relative:text;mso-width-relative:margin;mso-height-relative:margin" filled="f" stroked="f">
-            <v:textbox style="mso-next-textbox:#_x0000_s1050" inset="0,0,0,0">
-              <w:txbxContent>
-                <w:p>
-                  <w:pPr>
-                    <w:rPr>
-                      <w:rFonts w:ascii="Arial Narrow" w:hAnsi="Arial Narrow"/>
-                      <w:b/>
-                      <w:caps/>
-                      <w:color w:val="C00000"/>
-                      <w:spacing w:val="-8"/>
-                      <w:sz w:val="22"/>
-                      <w:szCs w:val="12"/>
-                    </w:rPr>
-                  </w:pPr>
-                  <w:r>
-                    <w:rPr>
-                      <w:rStyle w:val="Style15"/>
-                      <w:rFonts w:cstheme="minorBidi"/>
-                      <w:b/>
-                      <w:color w:val="C00000"/>
-                      <w:sz w:val="22"/>
-                    </w:rPr>
-                    <w:t>SNCC.D.</w:t>
-                  </w:r>
-                  <w:r>
-                    <w:rPr>
-                      <w:rStyle w:val="Style15"/>
-                      <w:rFonts w:cstheme="minorBidi"/>
-                      <w:b/>
-                      <w:color w:val="C00000"/>
-                      <w:sz w:val="22"/>
-                    </w:rPr>
-                    <w:t>05</w:t>
-                  </w:r>
-                  <w:r>
-                    <w:rPr>
-                      <w:rStyle w:val="Style15"/>
-                      <w:rFonts w:cstheme="minorBidi"/>
-                      <w:b/>
-                      <w:color w:val="C00000"/>
-                      <w:sz w:val="22"/>
-                    </w:rPr>
-                    <w:t>2</w:t>
-                  </w:r>
-                </w:p>
-              </w:txbxContent>
-            </v:textbox>
-          </v:shape>
-        </w:pict>
-      </w:r>
-      <w:r>
-        <w:rPr>
-          <w:noProof/>
-          <w:lang w:val="en-US" w:eastAsia="zh-TW"/>
-        </w:rPr>
-        <w:pict>
-          <v:shape id="_x0000_s1026" type="#_x0000_t202" style="position:absolute;margin-left:-40.8pt;margin-top:-36.4pt;width:81pt;height:84.9pt;z-index:251661312;mso-position-horizontal-relative:text;mso-position-vertical-relative:text;mso-width-relative:margin;mso-height-relative:margin" filled="f" stroked="f">
-            <v:textbox style="mso-next-textbox:#_x0000_s1026">
-              <w:txbxContent>
-                <w:sdt>
-                  <w:sdtPr>
-                    <w:rPr>
-                      <w:lang w:val="en-US"/>
-                    </w:rPr>
-                    <w:alias w:val="Logo de la dependencia gubernamental"/>
-                    <w:tag w:val="Logo de la dependencia gubernamental"/>
-                    <w:id w:val="13417745"/>
-                    <w:showingPlcHdr/>
-                    <w:picture/>
-                  </w:sdtPr>
-                  <w:sdtEndPr/>
-                  <w:sdtContent>
-                    <w:p>
-                      <w:pPr>
-                        <w:rPr>
-                          <w:lang w:val="en-US"/>
-                        </w:rPr>
-                      </w:pPr>
-                      <w:r>
-                        <w:rPr>
-                          <w:noProof/>
-                          <w:lang w:val="es-DO" w:eastAsia="es-DO"/>
-                        </w:rPr>
-                        <w:drawing>
-                          <wp:inline distT="0" distB="0" distL="0" distR="0">
-                            <wp:extent cx="800100" cy="800100"/>
-                            <wp:effectExtent l="19050" t="0" r="0" b="0"/>
-                            <wp:docPr id="2" name="Picture 1"/>
-                            <wp:cNvGraphicFramePr>
-                              <a:graphicFrameLocks xmlns:a="http://schemas.openxmlformats.org/drawingml/2006/main" noChangeAspect="1"/>
-                            </wp:cNvGraphicFramePr>
-                            <a:graphic xmlns:a="http://schemas.openxmlformats.org/drawingml/2006/main">
-                              <a:graphicData uri="http://schemas.openxmlformats.org/drawingml/2006/picture">
-                                <pic:pic xmlns:pic="http://schemas.openxmlformats.org/drawingml/2006/picture">
-                                  <pic:nvPicPr>
-                                    <pic:cNvPr id="0" name="Picture 1"/>
-                                    <pic:cNvPicPr>
-                                      <a:picLocks noChangeAspect="1" noChangeArrowheads="1"/>
-                                    </pic:cNvPicPr>
-                                  </pic:nvPicPr>
-                                  <pic:blipFill>
-                                    <a:blip r:embed="rId9"/>
-                                    <a:srcRect/>
-                                    <a:stretch>
-                                      <a:fillRect/>
-                                    </a:stretch>
-                                  </pic:blipFill>
-                                  <pic:spPr bwMode="auto">
-                                    <a:xfrm>
-                                      <a:off x="0" y="0"/>
-                                      <a:ext cx="799693" cy="799693"/>
-                                    </a:xfrm>
-                                    <a:prstGeom prst="rect">
-                                      <a:avLst/>
-                                    </a:prstGeom>
-                                    <a:noFill/>
-                                    <a:ln w="9525">
-                                      <a:noFill/>
-                                      <a:miter lim="800000"/>
-                                      <a:headEnd/>
-                                      <a:tailEnd/>
-                                    </a:ln>
-                                  </pic:spPr>
-                                </pic:pic>
-                              </a:graphicData>
-                            </a:graphic>
-                          </wp:inline>
-                        </w:drawing>
-                      </w:r>
-                    </w:p>
-                  </w:sdtContent>
-                </w:sdt>
-              </w:txbxContent>
-            </v:textbox>
-          </v:shape>
-        </w:pict>
-      </w:r>
-      <w:r>
-        <w:tab/>
-      </w:r>
-      <w:bookmarkStart w:id="0" w:name="_GoBack"/>
-      <w:bookmarkEnd w:id="0"/>
-    </w:p>
-    <w:p>
-      <w:r>
-        <w:rPr>
-          <w:rStyle w:val="Institucion"/>
-          <w:color w:val="FF0000"/>
-          <w:sz w:val="28"/>
-          <w:lang w:eastAsia="zh-TW"/>
-        </w:rPr>
-        <w:pict>
-          <v:shape id="_x0000_s1040" type="#_x0000_t202" style="position:absolute;margin-left:95.3pt;margin-top:5.3pt;width:249.75pt;height:22pt;z-index:251691008;mso-width-relative:margin;mso-height-relative:margin" stroked="f">
-            <v:textbox style="mso-next-textbox:#_x0000_s1040">
-              <w:txbxContent>
-                <w:p>
-                  <w:pPr>
-                    <w:jc w:val="center"/>
-                    <w:rPr>
-                      <w:lang w:val="es-ES_tradnl"/>
-                    </w:rPr>
-                  </w:pPr>
-                  <w:sdt>
-                    <w:sdtPr>
-                      <w:rPr>
-                        <w:rStyle w:val="Style6"/>
-                        <w:sz w:val="24"/>
-                        <w:szCs w:val="24"/>
-                      </w:rPr>
-                      <w:alias w:val="Nombre de la Institución"/>
-                      <w:tag w:val="Nombre de la Institución"/>
-                      <w:id w:val="8389551"/>
-                    </w:sdtPr>
-                    <w:sdtEndPr>
-                      <w:rPr>
-                        <w:rStyle w:val="Style6"/>
-                      </w:rPr>
-                    </w:sdtEndPr>
-                    <w:sdtContent>
-                      <w:r>
-                        <w:rPr>
-                          <w:rStyle w:val="Style6"/>
-                          <w:sz w:val="24"/>
-                          <w:szCs w:val="24"/>
-                        </w:rPr>
-                        <w:t>Nombre de</w:t>
-                      </w:r>
-                      <w:r>
-                        <w:rPr>
-                          <w:rStyle w:val="Style6"/>
-                          <w:sz w:val="24"/>
-                          <w:szCs w:val="24"/>
-                        </w:rPr>
-                        <w:t>l Capitulo y/o</w:t>
-                      </w:r>
-                      <w:r>
-                        <w:rPr>
-                          <w:rStyle w:val="Style6"/>
-                          <w:sz w:val="24"/>
-                          <w:szCs w:val="24"/>
-                        </w:rPr>
-                        <w:t xml:space="preserve"> dependencia gubernamental</w:t>
-                      </w:r>
-                    </w:sdtContent>
-                  </w:sdt>
-                </w:p>
-              </w:txbxContent>
-            </v:textbox>
-          </v:shape>
-        </w:pict>
-      </w:r>
-    </w:p>
-    <w:p>
-      <w:r>
-        <w:rPr>
-          <w:noProof/>
-          <w:sz w:val="24"/>
-          <w:szCs w:val="24"/>
-          <w:lang w:eastAsia="es-ES"/>
-        </w:rPr>
-        <w:pict>
-          <v:shape id="_x0000_s1037" type="#_x0000_t202" style="position:absolute;margin-left:404.5pt;margin-top:.3pt;width:83.6pt;height:19.85pt;z-index:251686912;mso-width-relative:margin;mso-height-relative:margin" filled="f" stroked="f">
-            <v:textbox style="mso-next-textbox:#_x0000_s1037">
-              <w:txbxContent>
-                <w:p>
-                  <w:pPr>
-                    <w:rPr>
-                      <w:sz w:val="22"/>
-                      <w:szCs w:val="22"/>
-                    </w:rPr>
-                  </w:pPr>
-                  <w:r>
-                    <w:rPr>
-                      <w:sz w:val="22"/>
-                      <w:szCs w:val="22"/>
-                    </w:rPr>
-                    <w:t xml:space="preserve">Página </w:t>
-                  </w:r>
-                  <w:r>
-                    <w:rPr>
-                      <w:b/>
-                      <w:sz w:val="22"/>
-                      <w:szCs w:val="22"/>
-                    </w:rPr>
-                    <w:fldChar w:fldCharType="begin"/>
-                  </w:r>
-                  <w:r>
-                    <w:rPr>
-                      <w:b/>
-                      <w:sz w:val="22"/>
-                      <w:szCs w:val="22"/>
-                    </w:rPr>
-                    <w:instrText xml:space="preserve"> PAGE   \* MERGEFORMAT </w:instrText>
-                  </w:r>
-                  <w:r>
-                    <w:rPr>
-                      <w:b/>
-                      <w:sz w:val="22"/>
-                      <w:szCs w:val="22"/>
-                    </w:rPr>
-                    <w:fldChar w:fldCharType="separate"/>
-                  </w:r>
-                  <w:r>
-                    <w:rPr>
-                      <w:b/>
-                      <w:noProof/>
-                      <w:sz w:val="22"/>
-                      <w:szCs w:val="22"/>
-                    </w:rPr>
-                    <w:t>1</w:t>
-                  </w:r>
-                  <w:r>
-                    <w:rPr>
-                      <w:b/>
-                      <w:sz w:val="22"/>
-                      <w:szCs w:val="22"/>
-                    </w:rPr>
-                    <w:fldChar w:fldCharType="end"/>
-                  </w:r>
-                  <w:r>
-                    <w:rPr>
-                      <w:sz w:val="22"/>
-                      <w:szCs w:val="22"/>
-                    </w:rPr>
-                    <w:t xml:space="preserve"> de </w:t>
-                  </w:r>
-                  <w:fldSimple w:instr=" NUMPAGES   \* MERGEFORMAT ">
-                    <w:r>
-                      <w:rPr>
-                        <w:b/>
-                        <w:noProof/>
-                        <w:sz w:val="22"/>
-                        <w:szCs w:val="22"/>
-                      </w:rPr>
-                      <w:t>1</w:t>
-                    </w:r>
-                  </w:fldSimple>
-                </w:p>
-              </w:txbxContent>
-            </v:textbox>
-          </v:shape>
-        </w:pict>
-      </w:r>
-      <w:r>
-        <w:rPr>
-          <w:noProof/>
-          <w:color w:val="FF0000"/>
-          <w:lang w:eastAsia="zh-TW"/>
-        </w:rPr>
-        <w:pict>
-          <v:shape id="_x0000_s1042" type="#_x0000_t202" style="position:absolute;margin-left:27.85pt;margin-top:19.3pt;width:378.55pt;height:24pt;z-index:251695104;mso-width-relative:margin;mso-height-relative:margin" stroked="f">
-            <v:textbox style="mso-next-textbox:#_x0000_s1042">
-              <w:txbxContent>
-                <w:p>
-                  <w:pPr>
-                    <w:jc w:val="center"/>
-                    <w:rPr>
-                      <w:rFonts w:asciiTheme="minorHAnsi" w:hAnsiTheme="minorHAnsi"/>
-                      <w:lang w:val="es-ES_tradnl"/>
-                    </w:rPr>
-                  </w:pPr>
-                  <w:r>
-                    <w:rPr>
-                      <w:rStyle w:val="Style7"/>
-                      <w:rFonts w:asciiTheme="minorHAnsi" w:hAnsiTheme="minorHAnsi"/>
-                      <w:lang w:val="es-ES_tradnl"/>
-                    </w:rPr>
-                    <w:t xml:space="preserve">carta de </w:t>
-                  </w:r>
-                  <w:r>
-                    <w:rPr>
-                      <w:rStyle w:val="Style7"/>
-                      <w:rFonts w:asciiTheme="minorHAnsi" w:hAnsiTheme="minorHAnsi"/>
-                      <w:lang w:val="es-ES_tradnl"/>
-                    </w:rPr>
-                    <w:t>aceptación d</w:t>
-                  </w:r>
-                  <w:r>
-                    <w:rPr>
-                      <w:rStyle w:val="Style7"/>
-                      <w:rFonts w:asciiTheme="minorHAnsi" w:hAnsiTheme="minorHAnsi"/>
-                      <w:lang w:val="es-ES_tradnl"/>
-                    </w:rPr>
-                    <w:t>e</w:t>
-                  </w:r>
-                  <w:r>
-                    <w:rPr>
-                      <w:rStyle w:val="Style7"/>
-                      <w:rFonts w:asciiTheme="minorHAnsi" w:hAnsiTheme="minorHAnsi"/>
-                      <w:lang w:val="es-ES_tradnl"/>
-                    </w:rPr>
-                    <w:t xml:space="preserve"> designación como</w:t>
-                  </w:r>
-                  <w:r>
-                    <w:rPr>
-                      <w:rStyle w:val="Style7"/>
-                      <w:rFonts w:asciiTheme="minorHAnsi" w:hAnsiTheme="minorHAnsi"/>
-                      <w:lang w:val="es-ES_tradnl"/>
-                    </w:rPr>
-                    <w:t xml:space="preserve"> agente autorizado</w:t>
-                  </w:r>
-                </w:p>
-              </w:txbxContent>
-            </v:textbox>
-          </v:shape>
-        </w:pict>
-      </w:r>
-    </w:p>
-    <w:p>
-      <w:pPr>
-        <w:tabs>
-          <w:tab w:val="left" w:pos="6267"/>
-        </w:tabs>
-        <w:spacing w:after="0" w:line="240" w:lineRule="auto"/>
-        <w:jc w:val="center"/>
-      </w:pPr>
-    </w:p>
-    <w:p>
-      <w:pPr>
-        <w:rPr>
-          <w:rFonts w:ascii="Palatino Linotype" w:hAnsi="Palatino Linotype"/>
-          <w:sz w:val="22"/>
-          <w:szCs w:val="22"/>
-        </w:rPr>
-      </w:pPr>
-    </w:p>
-    <w:p>
-      <w:pPr>
-        <w:spacing w:after="0"/>
-        <w:rPr>
-          <w:sz w:val="22"/>
-          <w:szCs w:val="22"/>
-        </w:rPr>
-      </w:pPr>
-      <w:r>
-        <w:rPr>
-          <w:sz w:val="22"/>
-          <w:szCs w:val="22"/>
-        </w:rPr>
-        <w:t>Señores</w:t>
-      </w:r>
-    </w:p>
-    <w:p>
-      <w:pPr>
-        <w:spacing w:after="0"/>
-        <w:rPr>
-          <w:color w:val="FF0000"/>
-          <w:sz w:val="22"/>
-          <w:szCs w:val="22"/>
-        </w:rPr>
-      </w:pPr>
-      <w:r>
-        <w:rPr>
-          <w:color w:val="FF0000"/>
-          <w:sz w:val="22"/>
-          <w:szCs w:val="22"/>
-        </w:rPr>
-        <w:t>(</w:t>
-      </w:r>
-      <w:r>
-        <w:rPr>
-          <w:color w:val="FF0000"/>
-          <w:sz w:val="22"/>
-          <w:szCs w:val="22"/>
-        </w:rPr>
-        <w:t>${proceso_entidad}</w:t>
-      </w:r>
-      <w:r>
-        <w:rPr>
-          <w:color w:val="FF0000"/>
-          <w:sz w:val="22"/>
-          <w:szCs w:val="22"/>
-        </w:rPr>
-        <w:t>)</w:t>
-      </w:r>
-    </w:p>
-    <w:p>
-      <w:pPr>
-        <w:spacing w:after="0"/>
-        <w:jc w:val="both"/>
-        <w:rPr>
-          <w:sz w:val="22"/>
-          <w:szCs w:val="22"/>
-        </w:rPr>
-      </w:pPr>
-    </w:p>
-    <w:p>
-      <w:pPr>
-        <w:spacing w:after="0"/>
-        <w:jc w:val="both"/>
-        <w:rPr>
-          <w:color w:val="FF0000"/>
-          <w:sz w:val="22"/>
-          <w:szCs w:val="22"/>
-        </w:rPr>
-      </w:pPr>
-      <w:r>
-        <w:rPr>
-          <w:sz w:val="22"/>
-          <w:szCs w:val="22"/>
-          <w:lang w:val="es-ES_tradnl"/>
-        </w:rPr>
-        <w:t xml:space="preserve">Referencia: </w:t>
-      </w:r>
-      <w:r>
-        <w:rPr>
-          <w:color w:val="FF0000"/>
-          <w:sz w:val="22"/>
-          <w:szCs w:val="22"/>
-          <w:lang w:val="es-ES_tradnl"/>
-        </w:rPr>
-        <w:t>(</w:t>
-      </w:r>
-      <w:r>
-        <w:rPr>
-          <w:color w:val="FF0000"/>
-          <w:sz w:val="22"/>
-          <w:szCs w:val="22"/>
-          <w:lang w:val="es-ES_tradnl"/>
-        </w:rPr>
-        <w:t>Indicar</w:t>
-      </w:r>
-      <w:r>
-        <w:rPr>
-          <w:color w:val="FF0000"/>
-          <w:sz w:val="22"/>
-          <w:szCs w:val="22"/>
-          <w:lang w:val="es-ES_tradnl"/>
-        </w:rPr>
-        <w:t xml:space="preserve"> número o identificación del Procedimiento de Contratación</w:t>
-      </w:r>
-      <w:r>
-        <w:rPr>
-          <w:color w:val="FF0000"/>
-          <w:sz w:val="22"/>
-          <w:szCs w:val="22"/>
-          <w:lang w:val="es-ES_tradnl"/>
-        </w:rPr>
-        <w:t>)</w:t>
-      </w:r>
-    </w:p>
-    <w:p>
-      <w:pPr>
-        <w:spacing w:after="0" w:line="360" w:lineRule="auto"/>
-        <w:jc w:val="both"/>
-        <w:rPr>
-          <w:sz w:val="22"/>
-          <w:szCs w:val="22"/>
-        </w:rPr>
-      </w:pPr>
-    </w:p>
-    <w:p>
-      <w:pPr>
-        <w:spacing w:after="0" w:line="360" w:lineRule="auto"/>
-        <w:jc w:val="both"/>
-        <w:rPr>
-          <w:b/>
-          <w:sz w:val="22"/>
-          <w:szCs w:val="22"/>
-        </w:rPr>
-      </w:pPr>
-      <w:r>
-        <w:rPr>
-          <w:sz w:val="22"/>
-          <w:szCs w:val="22"/>
-        </w:rPr>
-        <w:t xml:space="preserve">Quien suscribe, </w:t>
-      </w:r>
-      <w:r>
-        <w:rPr>
-          <w:b/>
-          <w:sz w:val="22"/>
-          <w:szCs w:val="22"/>
-        </w:rPr>
-        <w:t>[……………</w:t>
-      </w:r>
-      <w:r>
-        <w:rPr>
-          <w:b/>
-          <w:sz w:val="22"/>
-          <w:szCs w:val="22"/>
-        </w:rPr>
-        <w:t>……………</w:t>
-      </w:r>
-      <w:r>
-        <w:rPr>
-          <w:b/>
-          <w:sz w:val="22"/>
-          <w:szCs w:val="22"/>
-        </w:rPr>
-        <w:t>…]</w:t>
-      </w:r>
-      <w:r>
-        <w:rPr>
-          <w:b/>
-          <w:sz w:val="22"/>
-          <w:szCs w:val="22"/>
-        </w:rPr>
-        <w:t xml:space="preserve"> </w:t>
-      </w:r>
-      <w:r>
-        <w:rPr>
-          <w:sz w:val="22"/>
-          <w:szCs w:val="22"/>
-        </w:rPr>
-        <w:t>de conformidad con</w:t>
-      </w:r>
-      <w:r>
-        <w:rPr>
-          <w:b/>
-          <w:sz w:val="22"/>
-          <w:szCs w:val="22"/>
-        </w:rPr>
-        <w:t xml:space="preserve"> </w:t>
-      </w:r>
-      <w:r>
-        <w:rPr>
-          <w:sz w:val="22"/>
-          <w:szCs w:val="22"/>
-        </w:rPr>
-        <w:t xml:space="preserve">lo previsto en el  Pliego de Condiciones </w:t>
-      </w:r>
-      <w:r>
-        <w:rPr>
-          <w:sz w:val="22"/>
-          <w:szCs w:val="22"/>
-        </w:rPr>
-        <w:t xml:space="preserve">Especificas </w:t>
-      </w:r>
-      <w:r>
-        <w:rPr>
-          <w:sz w:val="22"/>
-          <w:szCs w:val="22"/>
-        </w:rPr>
-        <w:t>de la Licitación</w:t>
-      </w:r>
-      <w:r>
-        <w:rPr>
-          <w:sz w:val="22"/>
-          <w:szCs w:val="22"/>
-        </w:rPr>
-        <w:t xml:space="preserve"> con No.</w:t>
-      </w:r>
-      <w:r>
-        <w:t xml:space="preserve"> </w:t>
-      </w:r>
-      <w:r>
-        <w:rPr>
-          <w:sz w:val="22"/>
-          <w:szCs w:val="22"/>
-        </w:rPr>
-        <w:t>de Referencia</w:t>
-      </w:r>
-      <w:r>
-        <w:rPr>
-          <w:b/>
-          <w:sz w:val="22"/>
-          <w:szCs w:val="22"/>
-        </w:rPr>
-        <w:t xml:space="preserve"> […………………..……]</w:t>
-      </w:r>
-      <w:r>
-        <w:rPr>
-          <w:sz w:val="22"/>
-          <w:szCs w:val="22"/>
-          <w:lang w:val="es-ES_tradnl"/>
-        </w:rPr>
-        <w:t>,</w:t>
-      </w:r>
-      <w:r>
-        <w:rPr>
-          <w:sz w:val="22"/>
-          <w:szCs w:val="22"/>
-          <w:lang w:val="es-ES_tradnl"/>
-        </w:rPr>
-        <w:t xml:space="preserve"> notifico que acepto actuar como Agente Autorizado del Proponente/Oferente </w:t>
-      </w:r>
-      <w:r>
-        <w:rPr>
-          <w:b/>
-          <w:sz w:val="22"/>
-          <w:szCs w:val="22"/>
-        </w:rPr>
-        <w:t>[……</w:t>
-      </w:r>
-      <w:r>
-        <w:rPr>
-          <w:b/>
-          <w:sz w:val="22"/>
-          <w:szCs w:val="22"/>
-        </w:rPr>
-        <w:t>……………….</w:t>
-      </w:r>
-      <w:r>
-        <w:rPr>
-          <w:b/>
-          <w:sz w:val="22"/>
-          <w:szCs w:val="22"/>
-        </w:rPr>
-        <w:t>…………].</w:t>
-      </w:r>
-    </w:p>
-    <w:p>
-      <w:pPr>
-        <w:spacing w:after="0"/>
-        <w:jc w:val="both"/>
-        <w:rPr>
-          <w:sz w:val="22"/>
-          <w:szCs w:val="22"/>
-        </w:rPr>
-      </w:pPr>
-    </w:p>
-    <w:p>
-      <w:pPr>
-        <w:spacing w:after="0"/>
-        <w:jc w:val="both"/>
-        <w:rPr>
-          <w:sz w:val="22"/>
-          <w:szCs w:val="22"/>
-          <w:lang w:val="es-ES_tradnl"/>
-        </w:rPr>
-      </w:pPr>
-      <w:r>
-        <w:rPr>
-          <w:sz w:val="22"/>
-          <w:szCs w:val="22"/>
-          <w:lang w:val="es-ES_tradnl"/>
-        </w:rPr>
-        <w:t>En consecuencia,  me comprometo a cumplir las siguientes funciones:</w:t>
-      </w:r>
-    </w:p>
-    <w:p>
-      <w:pPr>
-        <w:spacing w:after="0"/>
-        <w:jc w:val="both"/>
-        <w:rPr>
-          <w:sz w:val="22"/>
-          <w:szCs w:val="22"/>
-          <w:lang w:val="es-ES_tradnl"/>
-        </w:rPr>
-      </w:pPr>
-    </w:p>
-    <w:p>
-      <w:pPr>
-        <w:pStyle w:val="Prrafodelista"/>
-        <w:numPr>
-          <w:ilvl w:val="0"/>
-          <w:numId w:val="7"/>
-        </w:numPr>
-        <w:spacing w:after="0"/>
-        <w:jc w:val="both"/>
-        <w:rPr>
-          <w:sz w:val="22"/>
-          <w:szCs w:val="22"/>
-          <w:lang w:val="es-ES_tradnl"/>
-        </w:rPr>
-      </w:pPr>
-      <w:r>
-        <w:rPr>
-          <w:sz w:val="22"/>
-          <w:szCs w:val="22"/>
-          <w:lang w:val="es-ES_tradnl"/>
-        </w:rPr>
-        <w:t>Efectuar Consultas en relación con el proceso de Licitación de Referencia</w:t>
-      </w:r>
-    </w:p>
-    <w:p>
-      <w:pPr>
-        <w:pStyle w:val="Prrafodelista"/>
-        <w:numPr>
-          <w:ilvl w:val="0"/>
-          <w:numId w:val="7"/>
-        </w:numPr>
-        <w:spacing w:after="0"/>
-        <w:jc w:val="both"/>
-        <w:rPr>
-          <w:sz w:val="22"/>
-          <w:szCs w:val="22"/>
-          <w:lang w:val="es-ES_tradnl"/>
-        </w:rPr>
-      </w:pPr>
-      <w:r>
-        <w:rPr>
-          <w:sz w:val="22"/>
-          <w:szCs w:val="22"/>
-          <w:lang w:val="es-ES_tradnl"/>
-        </w:rPr>
-        <w:t xml:space="preserve">Recibir en nombre del Proponente/Oferente y con efecto obligatorio para éste, todas las Circulares y/o Enmiendas que </w:t>
-      </w:r>
-      <w:r>
-        <w:rPr>
-          <w:sz w:val="22"/>
-          <w:szCs w:val="22"/>
-          <w:lang w:val="es-ES_tradnl"/>
-        </w:rPr>
-        <w:t>emita la</w:t>
-      </w:r>
-      <w:r>
-        <w:t xml:space="preserve"> </w:t>
-      </w:r>
-      <w:r>
-        <w:rPr>
-          <w:sz w:val="22"/>
-          <w:szCs w:val="22"/>
-          <w:lang w:val="es-ES_tradnl"/>
-        </w:rPr>
-        <w:t>Entidad Contratante.</w:t>
-      </w:r>
-    </w:p>
-    <w:p>
-      <w:pPr>
-        <w:spacing w:after="0"/>
-        <w:jc w:val="both"/>
-        <w:rPr>
-          <w:sz w:val="22"/>
-          <w:szCs w:val="22"/>
-          <w:lang w:val="es-ES_tradnl"/>
-        </w:rPr>
-      </w:pPr>
-    </w:p>
-    <w:p>
-      <w:pPr>
-        <w:spacing w:after="0"/>
-        <w:jc w:val="both"/>
-        <w:rPr>
-          <w:sz w:val="22"/>
-          <w:szCs w:val="22"/>
-          <w:lang w:val="es-ES_tradnl"/>
-        </w:rPr>
-      </w:pPr>
-      <w:r>
-        <w:rPr>
-          <w:sz w:val="22"/>
-          <w:szCs w:val="22"/>
-          <w:lang w:val="es-ES_tradnl"/>
-        </w:rPr>
-        <w:t>A los fines de d</w:t>
-      </w:r>
-      <w:r>
-        <w:rPr>
-          <w:sz w:val="22"/>
-          <w:szCs w:val="22"/>
-          <w:lang w:val="es-ES_tradnl"/>
-        </w:rPr>
-        <w:t>ar cumplimiento a mis mandatos,</w:t>
-      </w:r>
-      <w:r>
-        <w:t xml:space="preserve"> </w:t>
-      </w:r>
-      <w:r>
-        <w:rPr>
-          <w:sz w:val="22"/>
-          <w:szCs w:val="22"/>
-          <w:lang w:val="es-ES_tradnl"/>
-        </w:rPr>
-        <w:t>hago formal elección de domicilio en:</w:t>
-      </w:r>
-    </w:p>
-    <w:p>
-      <w:pPr>
-        <w:spacing w:after="0"/>
-        <w:jc w:val="both"/>
-        <w:rPr>
-          <w:sz w:val="22"/>
-          <w:szCs w:val="22"/>
-          <w:lang w:val="es-ES_tradnl"/>
-        </w:rPr>
-      </w:pPr>
-    </w:p>
-    <w:p>
-      <w:pPr>
-        <w:spacing w:after="0"/>
-        <w:rPr>
-          <w:sz w:val="22"/>
-          <w:szCs w:val="22"/>
-          <w:lang w:val="es-ES_tradnl"/>
-        </w:rPr>
-      </w:pPr>
-      <w:r>
-        <w:rPr>
-          <w:sz w:val="22"/>
-          <w:szCs w:val="22"/>
-          <w:lang w:val="es-ES_tradnl"/>
-        </w:rPr>
-        <w:t>Dirección</w:t>
-      </w:r>
-      <w:r>
-        <w:rPr>
-          <w:sz w:val="22"/>
-          <w:szCs w:val="22"/>
-          <w:lang w:val="es-ES_tradnl"/>
-        </w:rPr>
-        <w:t>: _</w:t>
-      </w:r>
-      <w:r>
-        <w:rPr>
-          <w:sz w:val="22"/>
-          <w:szCs w:val="22"/>
-          <w:lang w:val="es-ES_tradnl"/>
-        </w:rPr>
-        <w:t>__________________</w:t>
-      </w:r>
-      <w:r>
-        <w:rPr>
-          <w:sz w:val="22"/>
-          <w:szCs w:val="22"/>
-          <w:lang w:val="es-ES_tradnl"/>
-        </w:rPr>
-        <w:t>_________________________</w:t>
-      </w:r>
-      <w:r>
-        <w:rPr>
-          <w:sz w:val="22"/>
-          <w:szCs w:val="22"/>
-          <w:lang w:val="es-ES_tradnl"/>
-        </w:rPr>
-        <w:t>___________________</w:t>
-      </w:r>
-    </w:p>
-    <w:p>
-      <w:pPr>
-        <w:spacing w:after="0"/>
-        <w:rPr>
-          <w:sz w:val="22"/>
-          <w:szCs w:val="22"/>
-          <w:lang w:val="es-ES_tradnl"/>
-        </w:rPr>
-      </w:pPr>
-    </w:p>
-    <w:p>
-      <w:pPr>
-        <w:spacing w:after="0"/>
-        <w:rPr>
-          <w:sz w:val="22"/>
-          <w:szCs w:val="22"/>
-          <w:lang w:val="es-ES_tradnl"/>
-        </w:rPr>
-      </w:pPr>
-      <w:r>
-        <w:rPr>
-          <w:sz w:val="22"/>
-          <w:szCs w:val="22"/>
-          <w:lang w:val="es-ES_tradnl"/>
-        </w:rPr>
-        <w:t>Teléfonos</w:t>
-      </w:r>
-      <w:r>
-        <w:rPr>
-          <w:sz w:val="22"/>
-          <w:szCs w:val="22"/>
-          <w:lang w:val="es-ES_tradnl"/>
-        </w:rPr>
-        <w:t>: _</w:t>
-      </w:r>
-      <w:r>
-        <w:rPr>
-          <w:sz w:val="22"/>
-          <w:szCs w:val="22"/>
-          <w:lang w:val="es-ES_tradnl"/>
-        </w:rPr>
-        <w:t>_________</w:t>
-      </w:r>
-      <w:r>
-        <w:rPr>
-          <w:sz w:val="22"/>
-          <w:szCs w:val="22"/>
-          <w:lang w:val="es-ES_tradnl"/>
-        </w:rPr>
-        <w:t>_________________________</w:t>
-      </w:r>
-      <w:r>
-        <w:rPr>
-          <w:sz w:val="22"/>
-          <w:szCs w:val="22"/>
-          <w:lang w:val="es-ES_tradnl"/>
-        </w:rPr>
-        <w:t>____________________________</w:t>
-      </w:r>
-    </w:p>
-    <w:p>
-      <w:pPr>
-        <w:spacing w:after="0"/>
-        <w:rPr>
-          <w:sz w:val="22"/>
-          <w:szCs w:val="22"/>
-          <w:lang w:val="es-ES_tradnl"/>
-        </w:rPr>
-      </w:pPr>
-    </w:p>
-    <w:p>
-      <w:pPr>
-        <w:spacing w:after="0"/>
-        <w:rPr>
-          <w:sz w:val="22"/>
-          <w:szCs w:val="22"/>
-          <w:lang w:val="es-ES_tradnl"/>
-        </w:rPr>
-      </w:pPr>
-      <w:r>
-        <w:rPr>
-          <w:sz w:val="22"/>
-          <w:szCs w:val="22"/>
-          <w:lang w:val="es-ES_tradnl"/>
-        </w:rPr>
-        <w:t>E-mail:</w:t>
-      </w:r>
-      <w:r>
-        <w:rPr>
-          <w:sz w:val="22"/>
-          <w:szCs w:val="22"/>
-          <w:lang w:val="es-ES_tradnl"/>
-        </w:rPr>
-        <w:t xml:space="preserve"> </w:t>
-      </w:r>
-      <w:r>
-        <w:rPr>
-          <w:sz w:val="22"/>
-          <w:szCs w:val="22"/>
-          <w:lang w:val="es-ES_tradnl"/>
-        </w:rPr>
-        <w:t>_</w:t>
-      </w:r>
-      <w:r>
-        <w:rPr>
-          <w:sz w:val="22"/>
-          <w:szCs w:val="22"/>
-          <w:lang w:val="es-ES_tradnl"/>
-        </w:rPr>
-        <w:t>__________________________</w:t>
-      </w:r>
-      <w:r>
-        <w:rPr>
-          <w:sz w:val="22"/>
-          <w:szCs w:val="22"/>
-          <w:lang w:val="es-ES_tradnl"/>
-        </w:rPr>
-        <w:t>_______________________________________</w:t>
-      </w:r>
-    </w:p>
-    <w:p>
-      <w:pPr>
-        <w:spacing w:after="0"/>
-        <w:rPr>
-          <w:sz w:val="22"/>
-          <w:szCs w:val="22"/>
-          <w:lang w:val="es-ES_tradnl"/>
-        </w:rPr>
-      </w:pPr>
-    </w:p>
-    <w:p>
-      <w:pPr>
-        <w:spacing w:after="0"/>
-        <w:rPr>
-          <w:sz w:val="22"/>
-          <w:szCs w:val="22"/>
-          <w:lang w:val="es-ES_tradnl"/>
-        </w:rPr>
-      </w:pPr>
-    </w:p>
-    <w:p>
-      <w:pPr>
-        <w:spacing w:after="0"/>
-        <w:rPr>
-          <w:sz w:val="22"/>
-          <w:szCs w:val="22"/>
-          <w:lang w:val="es-ES_tradnl"/>
-        </w:rPr>
-      </w:pPr>
-    </w:p>
-    <w:p>
-      <w:pPr>
-        <w:spacing w:after="0"/>
-        <w:rPr>
-          <w:sz w:val="22"/>
-          <w:szCs w:val="22"/>
-          <w:lang w:val="es-ES_tradnl"/>
-        </w:rPr>
-      </w:pPr>
-      <w:r>
-        <w:rPr>
-          <w:sz w:val="22"/>
-          <w:szCs w:val="22"/>
-          <w:lang w:val="es-ES_tradnl"/>
-        </w:rPr>
-        <w:t>__________________</w:t>
-      </w:r>
-      <w:r>
-        <w:rPr>
-          <w:sz w:val="22"/>
-          <w:szCs w:val="22"/>
-          <w:lang w:val="es-ES_tradnl"/>
-        </w:rPr>
-        <w:t>_</w:t>
-      </w:r>
-      <w:r>
-        <w:rPr>
-          <w:sz w:val="22"/>
-          <w:szCs w:val="22"/>
-          <w:lang w:val="es-ES_tradnl"/>
-        </w:rPr>
-        <w:t>_______________</w:t>
-      </w:r>
-      <w:r>
-        <w:rPr>
-          <w:sz w:val="22"/>
-          <w:szCs w:val="22"/>
-          <w:lang w:val="es-ES_tradnl"/>
-        </w:rPr>
-        <w:tab/>
-      </w:r>
-      <w:r>
-        <w:rPr>
-          <w:sz w:val="22"/>
-          <w:szCs w:val="22"/>
-          <w:lang w:val="es-ES_tradnl"/>
-        </w:rPr>
-        <w:tab/>
-        <w:t>___________</w:t>
-      </w:r>
-      <w:r>
-        <w:rPr>
-          <w:sz w:val="22"/>
-          <w:szCs w:val="22"/>
-          <w:lang w:val="es-ES_tradnl"/>
-        </w:rPr>
-        <w:t>_____</w:t>
-      </w:r>
-      <w:r>
-        <w:rPr>
-          <w:sz w:val="22"/>
-          <w:szCs w:val="22"/>
-          <w:lang w:val="es-ES_tradnl"/>
-        </w:rPr>
-        <w:t>_________________</w:t>
-      </w:r>
-    </w:p>
-    <w:p>
-      <w:pPr>
-        <w:spacing w:after="0"/>
-        <w:rPr>
-          <w:sz w:val="22"/>
-          <w:szCs w:val="22"/>
-          <w:lang w:val="es-ES_tradnl"/>
-        </w:rPr>
-      </w:pPr>
-      <w:r>
-        <w:rPr>
-          <w:sz w:val="22"/>
-          <w:szCs w:val="22"/>
-          <w:lang w:val="es-ES_tradnl"/>
-        </w:rPr>
-        <w:tab/>
-      </w:r>
-      <w:r>
-        <w:rPr>
-          <w:sz w:val="22"/>
-          <w:szCs w:val="22"/>
-          <w:lang w:val="es-ES_tradnl"/>
-        </w:rPr>
-        <w:tab/>
-      </w:r>
-      <w:r>
-        <w:rPr>
-          <w:sz w:val="22"/>
-          <w:szCs w:val="22"/>
-          <w:lang w:val="es-ES_tradnl"/>
-        </w:rPr>
-        <w:tab/>
-      </w:r>
-    </w:p>
-    <w:p>
-      <w:pPr>
-        <w:spacing w:after="0"/>
-        <w:rPr>
-          <w:color w:val="FF0000"/>
-          <w:sz w:val="22"/>
-          <w:szCs w:val="22"/>
-          <w:lang w:val="es-ES_tradnl"/>
-        </w:rPr>
-      </w:pPr>
-      <w:r>
-        <w:rPr>
-          <w:color w:val="FF0000"/>
-          <w:sz w:val="22"/>
-          <w:szCs w:val="22"/>
-          <w:lang w:val="es-ES_tradnl"/>
-        </w:rPr>
-        <w:t>(</w:t>
-      </w:r>
-      <w:r>
-        <w:rPr>
-          <w:color w:val="FF0000"/>
-          <w:sz w:val="22"/>
-          <w:szCs w:val="22"/>
-          <w:lang w:val="es-ES_tradnl"/>
-        </w:rPr>
-        <w:t xml:space="preserve">Nombre y </w:t>
-      </w:r>
-      <w:r>
-        <w:rPr>
-          <w:color w:val="FF0000"/>
-          <w:sz w:val="22"/>
-          <w:szCs w:val="22"/>
-          <w:lang w:val="es-ES_tradnl"/>
-        </w:rPr>
-        <w:t>Firma del Agente Autorizado</w:t>
-      </w:r>
-      <w:r>
-        <w:rPr>
-          <w:color w:val="FF0000"/>
-          <w:sz w:val="22"/>
-          <w:szCs w:val="22"/>
-          <w:lang w:val="es-ES_tradnl"/>
-        </w:rPr>
-        <w:t>)</w:t>
-      </w:r>
-      <w:r>
-        <w:rPr>
-          <w:color w:val="FF0000"/>
-          <w:sz w:val="22"/>
-          <w:szCs w:val="22"/>
-          <w:lang w:val="es-ES_tradnl"/>
-        </w:rPr>
-        <w:tab/>
-      </w:r>
-      <w:r>
-        <w:rPr>
-          <w:color w:val="FF0000"/>
-          <w:sz w:val="22"/>
-          <w:szCs w:val="22"/>
-          <w:lang w:val="es-ES_tradnl"/>
-        </w:rPr>
-        <w:tab/>
-      </w:r>
-      <w:r>
-        <w:rPr>
-          <w:color w:val="FF0000"/>
-          <w:sz w:val="22"/>
-          <w:szCs w:val="22"/>
-          <w:lang w:val="es-ES_tradnl"/>
-        </w:rPr>
-        <w:tab/>
-      </w:r>
-      <w:r>
-        <w:rPr>
-          <w:color w:val="FF0000"/>
-          <w:sz w:val="22"/>
-          <w:szCs w:val="22"/>
-          <w:lang w:val="es-ES_tradnl"/>
-        </w:rPr>
-        <w:tab/>
-      </w:r>
-      <w:r>
-        <w:rPr>
-          <w:color w:val="FF0000"/>
-          <w:sz w:val="22"/>
-          <w:szCs w:val="22"/>
-          <w:lang w:val="es-ES_tradnl"/>
-        </w:rPr>
-        <w:t>(</w:t>
-      </w:r>
-      <w:r>
-        <w:rPr>
-          <w:color w:val="FF0000"/>
-          <w:sz w:val="22"/>
-          <w:szCs w:val="22"/>
-          <w:lang w:val="es-ES_tradnl"/>
-        </w:rPr>
-        <w:t>Fecha</w:t>
-      </w:r>
-      <w:r>
-        <w:rPr>
-          <w:color w:val="FF0000"/>
-          <w:sz w:val="22"/>
-          <w:szCs w:val="22"/>
-          <w:lang w:val="es-ES_tradnl"/>
-        </w:rPr>
-        <w:t>)</w:t>
-      </w:r>
-    </w:p>
-    <w:p>
-      <w:pPr>
-        <w:spacing w:after="0"/>
-        <w:ind w:firstLine="540"/>
-        <w:rPr>
-          <w:b/>
-          <w:sz w:val="22"/>
-          <w:szCs w:val="22"/>
-        </w:rPr>
-      </w:pPr>
-    </w:p>
-    <w:p>
-      <w:pPr>
-        <w:spacing w:after="0"/>
-        <w:ind w:firstLine="540"/>
-        <w:jc w:val="both"/>
-        <w:rPr>
-          <w:b/>
-          <w:sz w:val="22"/>
-          <w:szCs w:val="22"/>
-        </w:rPr>
-      </w:pPr>
-    </w:p>
-    <w:p>
-      <w:pPr>
-        <w:spacing w:after="0"/>
-        <w:jc w:val="both"/>
-        <w:rPr>
-          <w:sz w:val="22"/>
-          <w:szCs w:val="22"/>
-          <w:lang w:val="es-ES_tradnl"/>
-        </w:rPr>
-      </w:pPr>
-    </w:p>
-    <w:p>
-      <w:pPr>
-        <w:spacing w:after="0"/>
-        <w:rPr>
-          <w:rFonts w:ascii="Palatino Linotype" w:hAnsi="Palatino Linotype"/>
-          <w:sz w:val="22"/>
-          <w:szCs w:val="22"/>
-          <w:lang w:val="es-ES_tradnl"/>
-        </w:rPr>
-      </w:pPr>
-    </w:p>
-    <w:sectPr>
-      <w:headerReference w:type="default" r:id="rId10"/>
-      <w:footerReference w:type="default" r:id="rId11"/>
-      <w:pgSz w:w="11907" w:h="16839" w:code="9"/>
-      <w:pgMar w:top="1440" w:right="1440" w:bottom="1440" w:left="1440" w:header="708" w:footer="708" w:gutter="0"/>
-      <w:cols w:space="708"/>
-      <w:docGrid w:linePitch="360"/>
-    </w:sectPr>
-    <w:tbl>
-      <w:tblPr>
-        <w:tblW w:w="0" w:type="auto"/>
-        <w:tblBorders>
-          <w:top w:val="none" w:sz="0" w:space="0" w:color="auto"/>
-          <w:left w:val="none" w:sz="0" w:space="0" w:color="auto"/>
-          <w:bottom w:val="none" w:sz="0" w:space="0" w:color="auto"/>
-          <w:right w:val="none" w:sz="0" w:space="0" w:color="auto"/>
-          <w:insideH w:val="none" w:sz="0" w:space="0" w:color="auto"/>
-          <w:insideV w:val="none" w:sz="0" w:space="0" w:color="auto"/>
-        </w:tblBorders>
-        <w:jc w:val="center"/>
-      </w:tblPr>
-      <w:tr>
-        <w:tc>
-          <w:tcPr>
-            <w:tcW w:w="4800" w:type="dxa"/>
-            <w:vAlign w:val="bottom"/>
-          </w:tcPr>
-          <w:p>
-            <w:pPr>
-              <w:jc w:val="center"/>
-            </w:pPr>
-            <w:r>
-              <w:t>${img_firma}</w:t>
-            </w:r>
-          </w:p>
-        </w:tc>
-        <w:tc>
-          <w:tcPr>
-            <w:tcW w:w="4800" w:type="dxa"/>
-            <w:vAlign w:val="bottom"/>
-          </w:tcPr>
-          <w:p>
-            <w:pPr>
-              <w:jc w:val="center"/>
-            </w:pPr>
-            <w:r>
-              <w:t>${img_sello}</w:t>
-            </w:r>
-          </w:p>
-        </w:tc>
-      </w:tr>
-    </w:tbl>
-  </w:body>
-</w:document>
+<file path=word/document.xml><?xml version="1.0" encoding="UTF-8" standalone="yes"?>
+<w:document xmlns:wpc="http://schemas.microsoft.com/office/word/2010/wordprocessingCanvas" xmlns:cx="http://schemas.microsoft.com/office/drawing/2014/chartex" xmlns:cx1="http://schemas.microsoft.com/office/drawing/2015/9/8/chartex" xmlns:mc="http://schemas.openxmlformats.org/markup-compatibility/2006" xmlns:o="urn:schemas-microsoft-com:office:office" xmlns:r="http://schemas.openxmlformats.org/officeDocument/2006/relationships" xmlns:m="http://schemas.openxmlformats.org/officeDocument/2006/math" xmlns:v="urn:schemas-microsoft-com:vml" xmlns:wp14="http://schemas.microsoft.com/office/word/2010/wordprocessingDrawing" xmlns:wp="http://schemas.openxmlformats.org/drawingml/2006/wordprocessingDrawing" xmlns:w10="urn:schemas-microsoft-com:office:word" xmlns:w="http://schemas.openxmlformats.org/wordprocessingml/2006/main" xmlns:w14="http://schemas.microsoft.com/office/word/2010/wordml" xmlns:w15="http://schemas.microsoft.com/office/word/2012/wordml" xmlns:w16se="http://schemas.microsoft.com/office/word/2015/wordml/symex" xmlns:wpg="http://schemas.microsoft.com/office/word/2010/wordprocessingGroup" xmlns:wpi="http://schemas.microsoft.com/office/word/2010/wordprocessingInk" xmlns:wne="http://schemas.microsoft.com/office/word/2006/wordml" xmlns:wps="http://schemas.microsoft.com/office/word/2010/wordprocessingShape" mc:Ignorable="w14 w15 w16se wp14"><w:body><w:p><w:pPr><w:tabs><w:tab w:val="right" w:pos="9027"/></w:tabs></w:pPr><w:r><w:rPr><w:noProof/><w:lang w:val="es-DO" w:eastAsia="es-DO"/></w:rPr><w:drawing><wp:anchor distT="0" distB="0" distL="114300" distR="114300" simplePos="0" relativeHeight="251659776" behindDoc="0" locked="0" layoutInCell="1" allowOverlap="1"><wp:simplePos x="0" y="0"/><wp:positionH relativeFrom="margin"><wp:posOffset>2555240</wp:posOffset></wp:positionH><wp:positionV relativeFrom="margin"><wp:posOffset>-666750</wp:posOffset></wp:positionV><wp:extent cx="882000" cy="878400"/><wp:effectExtent l="0" t="0" r="0" b="0"/><wp:wrapSquare wrapText="bothSides"/><wp:docPr id="3" name="Imagen 3" descr="C:\Users\emontesdeoca\Desktop\Escudo Nacional 2018.png"/><wp:cNvGraphicFramePr><a:graphicFrameLocks xmlns:a="http://schemas.openxmlformats.org/drawingml/2006/main" noChangeAspect="1"/></wp:cNvGraphicFramePr><a:graphic xmlns:a="http://schemas.openxmlformats.org/drawingml/2006/main"><a:graphicData uri="http://schemas.openxmlformats.org/drawingml/2006/picture"><pic:pic xmlns:pic="http://schemas.openxmlformats.org/drawingml/2006/picture"><pic:nvPicPr><pic:cNvPr id="0" name="Picture 1" descr="C:\Users\emontesdeoca\Desktop\Escudo Nacional 2018.png"/><pic:cNvPicPr><a:picLocks noChangeAspect="1" noChangeArrowheads="1"/></pic:cNvPicPr></pic:nvPicPr><pic:blipFill><a:blip r:embed="rId8" cstate="print"><a:extLst><a:ext uri="{28A0092B-C50C-407E-A947-70E740481C1C}"><a14:useLocalDpi xmlns:a14="http://schemas.microsoft.com/office/drawing/2010/main" val="0"/></a:ext></a:extLst></a:blip><a:srcRect/><a:stretch><a:fillRect/></a:stretch></pic:blipFill><pic:spPr bwMode="auto"><a:xfrm><a:off x="0" y="0"/><a:ext cx="882000" cy="878400"/></a:xfrm><a:prstGeom prst="rect"><a:avLst/></a:prstGeom><a:noFill/><a:ln><a:noFill/></a:ln></pic:spPr></pic:pic></a:graphicData></a:graphic><wp14:sizeRelH relativeFrom="margin"><wp14:pctWidth>0</wp14:pctWidth></wp14:sizeRelH><wp14:sizeRelV relativeFrom="margin"><wp14:pctHeight>0</wp14:pctHeight></wp14:sizeRelV></wp:anchor></w:drawing></w:r><w:r><w:rPr><w:noProof/><w:lang w:val="en-US" w:eastAsia="zh-TW"/></w:rPr><w:pict><v:shapetype id="_x0000_t202" coordsize="21600,21600" o:spt="202" path="m,l,21600r21600,l21600,xe"><v:stroke joinstyle="miter"/><v:path gradientshapeok="t" o:connecttype="rect"/></v:shapetype><v:shape id="_x0000_s1036" type="#_x0000_t202" style="position:absolute;margin-left:389.7pt;margin-top:20.15pt;width:114.05pt;height:21.9pt;z-index:251685888;mso-position-horizontal-relative:text;mso-position-vertical-relative:text;mso-width-relative:margin;mso-height-relative:margin" filled="f" stroked="f"><v:textbox style="mso-next-textbox:#_x0000_s1036"><w:txbxContent><w:p><w:sdt><w:sdtPr><w:rPr><w:rStyle w:val="Style5"/></w:rPr><w:alias w:val="Fecha de emisión del documento"/><w:tag w:val="Fecha de emisión del documento"/><w:id w:val="13417894"/><w:date><w:dateFormat w:val="dd' de 'MMMM' de 'yyyy"/><w:lid w:val="es-DO"/><w:storeMappedDataAs w:val="dateTime"/><w:calendar w:val="gregorian"/></w:date></w:sdtPr><w:sdtEndPr><w:rPr><w:rStyle w:val="Style5"/></w:rPr></w:sdtEndPr><w:sdtContent><w:r><w:rPr><w:rStyle w:val="Style5"/></w:rPr><w:t xml:space="preserve">${fecha} </w:t></w:r></w:sdtContent></w:sdt></w:p></w:txbxContent></v:textbox></v:shape></w:pict></w:r><w:r><w:rPr><w:noProof/><w:lang w:val="en-US"/></w:rPr><w:pict><v:group id="_x0000_s1044" style="position:absolute;margin-left:367.55pt;margin-top:-45.05pt;width:127.2pt;height:55.2pt;z-index:251696128;mso-position-horizontal-relative:text;mso-position-vertical-relative:text" coordorigin="12866,523" coordsize="2544,1104"><v:rect id="_x0000_s1045" style="position:absolute;left:12866;top:523;width:2544;height:1104" filled="f"/><v:group id="_x0000_s1046" style="position:absolute;left:12940;top:561;width:2413;height:968" coordorigin="9151,720" coordsize="2009,900"><v:shape id="_x0000_s1047" type="#_x0000_t202" style="position:absolute;left:9151;top:1077;width:2009;height:543;mso-width-relative:margin;mso-height-relative:margin" fillcolor="white [3212]" strokecolor="white [3212]" strokeweight="2.25pt"><v:textbox style="mso-next-textbox:#_x0000_s1047" inset=",0"><w:txbxContent><w:sdt><w:sdtPr><w:rPr><w:rStyle w:val="Style2"/></w:rPr><w:alias w:val="No. del Expediente de Compras "/><w:tag w:val="No. del Expediente de Compras "/><w:id w:val="5755464"/><w:showingPlcHdr/></w:sdtPr><w:sdtEndPr><w:rPr><w:rStyle w:val="Style2"/></w:rPr></w:sdtEndPr><w:sdtContent><w:p><w:pPr><w:jc w:val="center"/></w:pPr><w:r><w:rPr><w:rStyle w:val="Textodelmarcadordeposicin"/></w:rPr><w:t>${proceso_codigo}</w:t></w:r></w:p></w:sdtContent></w:sdt></w:txbxContent></v:textbox></v:shape><v:shape id="_x0000_s1048" type="#_x0000_t202" style="position:absolute;left:9151;top:720;width:2009;height:360;mso-width-relative:margin;mso-height-relative:margin" fillcolor="black [3213]" strokecolor="white [3212]" strokeweight="3pt"><v:textbox style="mso-next-textbox:#_x0000_s1048"><w:txbxContent><w:p><w:pPr><w:jc w:val="center"/><w:rPr><w:rFonts w:ascii="Franklin Gothic Medium Cond" w:hAnsi="Franklin Gothic Medium Cond"/><w:b/><w:color w:val="FFFFFF" w:themeColor="background1"/><w:lang w:val="en-US"/></w:rPr></w:pPr><w:r><w:rPr><w:rFonts w:ascii="Franklin Gothic Medium Cond" w:hAnsi="Franklin Gothic Medium Cond"/><w:b/><w:color w:val="FFFFFF" w:themeColor="background1"/></w:rPr><w:t>No. EXPEDIENTE</w:t></w:r></w:p></w:txbxContent></v:textbox></v:shape></v:group></v:group></w:pict></w:r><w:r><w:rPr><w:noProof/><w:lang w:val="en-US"/></w:rPr><w:pict><v:shape id="_x0000_s1050" type="#_x0000_t202" style="position:absolute;margin-left:-34.45pt;margin-top:-47.85pt;width:74.65pt;height:24.05pt;z-index:251697152;mso-position-horizontal-relative:text;mso-position-vertical-relative:text;mso-width-relative:margin;mso-height-relative:margin" filled="f" stroked="f"><v:textbox style="mso-next-textbox:#_x0000_s1050" inset="0,0,0,0"><w:txbxContent><w:p><w:pPr><w:rPr><w:rFonts w:ascii="Arial Narrow" w:hAnsi="Arial Narrow"/><w:b/><w:caps/><w:color w:val="C00000"/><w:spacing w:val="-8"/><w:sz w:val="22"/><w:szCs w:val="12"/></w:rPr></w:pPr><w:r><w:rPr><w:rStyle w:val="Style15"/><w:rFonts w:cstheme="minorBidi"/><w:b/><w:color w:val="C00000"/><w:sz w:val="22"/></w:rPr><w:t>SNCC.D.</w:t></w:r><w:r><w:rPr><w:rStyle w:val="Style15"/><w:rFonts w:cstheme="minorBidi"/><w:b/><w:color w:val="C00000"/><w:sz w:val="22"/></w:rPr><w:t>05</w:t></w:r><w:r><w:rPr><w:rStyle w:val="Style15"/><w:rFonts w:cstheme="minorBidi"/><w:b/><w:color w:val="C00000"/><w:sz w:val="22"/></w:rPr><w:t>2</w:t></w:r></w:p></w:txbxContent></v:textbox></v:shape></w:pict></w:r><w:r><w:rPr><w:noProof/><w:lang w:val="en-US" w:eastAsia="zh-TW"/></w:rPr><w:pict><v:shape id="_x0000_s1026" type="#_x0000_t202" style="position:absolute;margin-left:-40.8pt;margin-top:-36.4pt;width:81pt;height:84.9pt;z-index:251661312;mso-position-horizontal-relative:text;mso-position-vertical-relative:text;mso-width-relative:margin;mso-height-relative:margin" filled="f" stroked="f"><v:textbox style="mso-next-textbox:#_x0000_s1026"><w:txbxContent><w:sdt><w:sdtPr><w:rPr><w:lang w:val="en-US"/></w:rPr><w:alias w:val="Logo de la dependencia gubernamental"/><w:tag w:val="Logo de la dependencia gubernamental"/><w:id w:val="13417745"/><w:showingPlcHdr/><w:picture/></w:sdtPr><w:sdtEndPr/><w:sdtContent><w:p><w:pPr><w:rPr><w:lang w:val="en-US"/></w:rPr></w:pPr><w:r><w:rPr><w:noProof/><w:lang w:val="es-DO" w:eastAsia="es-DO"/></w:rPr><w:drawing><wp:inline distT="0" distB="0" distL="0" distR="0"><wp:extent cx="800100" cy="800100"/><wp:effectExtent l="19050" t="0" r="0" b="0"/><wp:docPr id="2" name="Picture 1"/><wp:cNvGraphicFramePr><a:graphicFrameLocks xmlns:a="http://schemas.openxmlformats.org/drawingml/2006/main" noChangeAspect="1"/></wp:cNvGraphicFramePr><a:graphic xmlns:a="http://schemas.openxmlformats.org/drawingml/2006/main"><a:graphicData uri="http://schemas.openxmlformats.org/drawingml/2006/picture"><pic:pic xmlns:pic="http://schemas.openxmlformats.org/drawingml/2006/picture"><pic:nvPicPr><pic:cNvPr id="0" name="Picture 1"/><pic:cNvPicPr><a:picLocks noChangeAspect="1" noChangeArrowheads="1"/></pic:cNvPicPr></pic:nvPicPr><pic:blipFill><a:blip r:embed="rId9"/><a:srcRect/><a:stretch><a:fillRect/></a:stretch></pic:blipFill><pic:spPr bwMode="auto"><a:xfrm><a:off x="0" y="0"/><a:ext cx="799693" cy="799693"/></a:xfrm><a:prstGeom prst="rect"><a:avLst/></a:prstGeom><a:noFill/><a:ln w="9525"><a:noFill/><a:miter lim="800000"/><a:headEnd/><a:tailEnd/></a:ln></pic:spPr></pic:pic></a:graphicData></a:graphic></wp:inline></w:drawing></w:r></w:p></w:sdtContent></w:sdt></w:txbxContent></v:textbox></v:shape></w:pict></w:r><w:r><w:tab/></w:r><w:bookmarkStart w:id="0" w:name="_GoBack"/><w:bookmarkEnd w:id="0"/></w:p><w:p><w:pPr><w:jc w:val="center"/><w:rPr><w:lang w:val="es-ES_tradnl"/></w:rPr></w:pPr><w:r><w:rPr><w:rStyle w:val="Institucion"/><w:color w:val="FF0000"/><w:sz w:val="28"/><w:lang w:eastAsia="zh-TW"/></w:rPr><w:t xml:space="preserve">&lt;w:p&gt;&lt;w:pPr&gt;&lt;w:jc w:val="center"/&gt;&lt;w:rPr&gt;&lt;w:lang w:val="es-ES_tradnl"/&gt;&lt;/w:rPr&gt;&lt;/w:pPr&gt;&lt;w:sdt&gt;&lt;w:sdtPr&gt;&lt;w:rPr&gt;&lt;w:rStyle w:val="Style6"/&gt;&lt;w:sz w:val="24"/&gt;&lt;w:szCs w:val="24"/&gt;&lt;/w:rPr&gt;&lt;w:alias w:val="Nombre de la Institución"/&gt;&lt;w:tag w:val="Nombre de la Institución"/&gt;&lt;w:id w:val="8389551"/&gt;&lt;/w:sdtPr&gt;&lt;w:sdtEndPr&gt;&lt;w:rPr&gt;&lt;w:rStyle w:val="Style6"/&gt;&lt;/w:rPr&gt;&lt;/w:sdtEndPr&gt;&lt;w:sdtContent&gt;&lt;w:r&gt;&lt;w:rPr&gt;&lt;w:rStyle w:val="Style6"/&gt;&lt;w:sz w:val="24"/&gt;&lt;w:szCs w:val="24"/&gt;&lt;/w:rPr&gt;&lt;w:t&gt;${entidad_nombre}</w:t></w:r></w:p></w:txbxContent></v:textbox></v:shape></w:pict></w:r></w:p><w:p><w:r><w:rPr><w:noProof/><w:sz w:val="24"/><w:szCs w:val="24"/><w:lang w:eastAsia="es-ES"/></w:rPr><w:pict><v:shape id="_x0000_s1037" type="#_x0000_t202" style="position:absolute;margin-left:404.5pt;margin-top:.3pt;width:83.6pt;height:19.85pt;z-index:251686912;mso-width-relative:margin;mso-height-relative:margin" filled="f" stroked="f"><v:textbox style="mso-next-textbox:#_x0000_s1037"><w:txbxContent><w:p><w:pPr><w:rPr><w:sz w:val="22"/><w:szCs w:val="22"/></w:rPr></w:pPr><w:r><w:rPr><w:sz w:val="22"/><w:szCs w:val="22"/></w:rPr><w:t xml:space="preserve">Página </w:t></w:r><w:r><w:rPr><w:b/><w:sz w:val="22"/><w:szCs w:val="22"/></w:rPr><w:fldChar w:fldCharType="begin"/></w:r><w:r><w:rPr><w:b/><w:sz w:val="22"/><w:szCs w:val="22"/></w:rPr><w:instrText xml:space="preserve"> PAGE   \* MERGEFORMAT </w:instrText></w:r><w:r><w:rPr><w:b/><w:sz w:val="22"/><w:szCs w:val="22"/></w:rPr><w:fldChar w:fldCharType="separate"/></w:r><w:r><w:rPr><w:b/><w:noProof/><w:sz w:val="22"/><w:szCs w:val="22"/></w:rPr><w:t>1</w:t></w:r><w:r><w:rPr><w:b/><w:sz w:val="22"/><w:szCs w:val="22"/></w:rPr><w:fldChar w:fldCharType="end"/></w:r><w:r><w:rPr><w:sz w:val="22"/><w:szCs w:val="22"/></w:rPr><w:t xml:space="preserve"> de </w:t></w:r><w:fldSimple w:instr=" NUMPAGES   \* MERGEFORMAT "><w:r><w:rPr><w:b/><w:noProof/><w:sz w:val="22"/><w:szCs w:val="22"/></w:rPr><w:t>1</w:t></w:r></w:fldSimple></w:p></w:txbxContent></v:textbox></v:shape></w:pict></w:r><w:r><w:rPr><w:noProof/><w:color w:val="FF0000"/><w:lang w:eastAsia="zh-TW"/></w:rPr><w:pict><v:shape id="_x0000_s1042" type="#_x0000_t202" style="position:absolute;margin-left:27.85pt;margin-top:19.3pt;width:378.55pt;height:24pt;z-index:251695104;mso-width-relative:margin;mso-height-relative:margin" stroked="f"><v:textbox style="mso-next-textbox:#_x0000_s1042"><w:txbxContent><w:p><w:pPr><w:jc w:val="center"/><w:rPr><w:rFonts w:asciiTheme="minorHAnsi" w:hAnsiTheme="minorHAnsi"/><w:lang w:val="es-ES_tradnl"/></w:rPr></w:pPr><w:r><w:rPr><w:rStyle w:val="Style7"/><w:rFonts w:asciiTheme="minorHAnsi" w:hAnsiTheme="minorHAnsi"/><w:lang w:val="es-ES_tradnl"/></w:rPr><w:t xml:space="preserve">carta de </w:t></w:r><w:r><w:rPr><w:rStyle w:val="Style7"/><w:rFonts w:asciiTheme="minorHAnsi" w:hAnsiTheme="minorHAnsi"/><w:lang w:val="es-ES_tradnl"/></w:rPr><w:t>aceptación d</w:t></w:r><w:r><w:rPr><w:rStyle w:val="Style7"/><w:rFonts w:asciiTheme="minorHAnsi" w:hAnsiTheme="minorHAnsi"/><w:lang w:val="es-ES_tradnl"/></w:rPr><w:t>e</w:t></w:r><w:r><w:rPr><w:rStyle w:val="Style7"/><w:rFonts w:asciiTheme="minorHAnsi" w:hAnsiTheme="minorHAnsi"/><w:lang w:val="es-ES_tradnl"/></w:rPr><w:t xml:space="preserve"> designación como</w:t></w:r><w:r><w:rPr><w:rStyle w:val="Style7"/><w:rFonts w:asciiTheme="minorHAnsi" w:hAnsiTheme="minorHAnsi"/><w:lang w:val="es-ES_tradnl"/></w:rPr><w:t xml:space="preserve"> agente autorizado</w:t></w:r></w:p></w:txbxContent></v:textbox></v:shape></w:pict></w:r></w:p><w:p><w:pPr><w:tabs><w:tab w:val="left" w:pos="6267"/></w:tabs><w:spacing w:after="0" w:line="240" w:lineRule="auto"/><w:jc w:val="center"/></w:pPr></w:p><w:p><w:pPr><w:rPr><w:rFonts w:ascii="Palatino Linotype" w:hAnsi="Palatino Linotype"/><w:sz w:val="22"/><w:szCs w:val="22"/></w:rPr></w:pPr></w:p><w:p><w:pPr><w:spacing w:after="0"/><w:rPr><w:sz w:val="22"/><w:szCs w:val="22"/></w:rPr></w:pPr><w:r><w:rPr><w:sz w:val="22"/><w:szCs w:val="22"/></w:rPr><w:t>Señores</w:t></w:r></w:p><w:p><w:pPr><w:spacing w:after="0"/><w:rPr><w:color w:val="FF0000"/><w:sz w:val="22"/><w:szCs w:val="22"/></w:rPr></w:pPr><w:r><w:rPr><w:color w:val="FF0000"/><w:sz w:val="22"/><w:szCs w:val="22"/></w:rPr><w:t>(</w:t></w:r><w:r><w:rPr><w:color w:val="FF0000"/><w:sz w:val="22"/><w:szCs w:val="22"/></w:rPr><w:t>${proceso_entidad}</w:t></w:r><w:r><w:rPr><w:color w:val="FF0000"/><w:sz w:val="22"/><w:szCs w:val="22"/></w:rPr><w:t>)</w:t></w:r></w:p><w:p><w:pPr><w:spacing w:after="0"/><w:jc w:val="both"/><w:rPr><w:sz w:val="22"/><w:szCs w:val="22"/></w:rPr></w:pPr></w:p><w:p><w:pPr><w:spacing w:after="0"/><w:jc w:val="both"/><w:rPr><w:color w:val="FF0000"/><w:sz w:val="22"/><w:szCs w:val="22"/></w:rPr></w:pPr><w:r><w:rPr><w:color w:val="FF0000"/><w:sz w:val="22"/><w:szCs w:val="22"/></w:rPr><w:t xml:space="preserve">Referencia: ${proceso_codigo}</w:t></w:r></w:p><w:p><w:pPr><w:spacing w:after="0" w:line="360" w:lineRule="auto"/><w:jc w:val="both"/><w:rPr><w:sz w:val="22"/><w:szCs w:val="22"/></w:rPr></w:pPr></w:p><w:p><w:pPr><w:spacing w:after="0" w:line="360" w:lineRule="auto"/><w:jc w:val="both"/><w:rPr><w:b/><w:sz w:val="22"/><w:szCs w:val="22"/></w:rPr></w:pPr><w:r><w:rPr><w:sz w:val="22"/><w:szCs w:val="22"/></w:rPr><w:t xml:space="preserve">Quien suscribe, </w:t></w:r><w:r><w:rPr><w:b/><w:sz w:val="22"/><w:szCs w:val="22"/></w:rPr><w:t>[……………</w:t></w:r><w:r><w:rPr><w:b/><w:sz w:val="22"/><w:szCs w:val="22"/></w:rPr><w:t>……………</w:t></w:r><w:r><w:rPr><w:b/><w:sz w:val="22"/><w:szCs w:val="22"/></w:rPr><w:t>…]</w:t></w:r><w:r><w:rPr><w:b/><w:sz w:val="22"/><w:szCs w:val="22"/></w:rPr><w:t xml:space="preserve"> </w:t></w:r><w:r><w:rPr><w:sz w:val="22"/><w:szCs w:val="22"/></w:rPr><w:t>de conformidad con</w:t></w:r><w:r><w:rPr><w:b/><w:sz w:val="22"/><w:szCs w:val="22"/></w:rPr><w:t xml:space="preserve"> </w:t></w:r><w:r><w:rPr><w:sz w:val="22"/><w:szCs w:val="22"/></w:rPr><w:t xml:space="preserve">lo previsto en el  Pliego de Condiciones </w:t></w:r><w:r><w:rPr><w:sz w:val="22"/><w:szCs w:val="22"/></w:rPr><w:t xml:space="preserve">Especificas </w:t></w:r><w:r><w:rPr><w:sz w:val="22"/><w:szCs w:val="22"/></w:rPr><w:t>de la Licitación</w:t></w:r><w:r><w:rPr><w:sz w:val="22"/><w:szCs w:val="22"/></w:rPr><w:t xml:space="preserve"> con No.</w:t></w:r><w:r><w:t xml:space="preserve"> </w:t></w:r><w:r><w:rPr><w:sz w:val="22"/><w:szCs w:val="22"/></w:rPr><w:t>de Referencia</w:t></w:r><w:r><w:rPr><w:b/><w:sz w:val="22"/><w:szCs w:val="22"/></w:rPr><w:t xml:space="preserve"> […………………..……]</w:t></w:r><w:r><w:rPr><w:sz w:val="22"/><w:szCs w:val="22"/><w:lang w:val="es-ES_tradnl"/></w:rPr><w:t>,</w:t></w:r><w:r><w:rPr><w:sz w:val="22"/><w:szCs w:val="22"/><w:lang w:val="es-ES_tradnl"/></w:rPr><w:t xml:space="preserve"> notifico que acepto actuar como Agente Autorizado del Proponente/Oferente </w:t></w:r><w:r><w:rPr><w:b/><w:sz w:val="22"/><w:szCs w:val="22"/></w:rPr><w:t>[……</w:t></w:r><w:r><w:rPr><w:b/><w:sz w:val="22"/><w:szCs w:val="22"/></w:rPr><w:t>……………….</w:t></w:r><w:r><w:rPr><w:b/><w:sz w:val="22"/><w:szCs w:val="22"/></w:rPr><w:t>…………].</w:t></w:r></w:p><w:p><w:pPr><w:spacing w:after="0"/><w:jc w:val="both"/><w:rPr><w:sz w:val="22"/><w:szCs w:val="22"/></w:rPr></w:pPr></w:p><w:p><w:pPr><w:spacing w:after="0"/><w:jc w:val="both"/><w:rPr><w:sz w:val="22"/><w:szCs w:val="22"/><w:lang w:val="es-ES_tradnl"/></w:rPr></w:pPr><w:r><w:rPr><w:sz w:val="22"/><w:szCs w:val="22"/><w:lang w:val="es-ES_tradnl"/></w:rPr><w:t>En consecuencia,  me comprometo a cumplir las siguientes funciones:</w:t></w:r></w:p><w:p><w:pPr><w:spacing w:after="0"/><w:jc w:val="both"/><w:rPr><w:sz w:val="22"/><w:szCs w:val="22"/><w:lang w:val="es-ES_tradnl"/></w:rPr></w:pPr></w:p><w:p><w:pPr><w:pStyle w:val="Prrafodelista"/><w:numPr><w:ilvl w:val="0"/><w:numId w:val="7"/></w:numPr><w:spacing w:after="0"/><w:jc w:val="both"/><w:rPr><w:sz w:val="22"/><w:szCs w:val="22"/><w:lang w:val="es-ES_tradnl"/></w:rPr></w:pPr><w:r><w:rPr><w:sz w:val="22"/><w:szCs w:val="22"/><w:lang w:val="es-ES_tradnl"/></w:rPr><w:t>Efectuar Consultas en relación con el proceso de Licitación de Referencia</w:t></w:r></w:p><w:p><w:pPr><w:pStyle w:val="Prrafodelista"/><w:numPr><w:ilvl w:val="0"/><w:numId w:val="7"/></w:numPr><w:spacing w:after="0"/><w:jc w:val="both"/><w:rPr><w:sz w:val="22"/><w:szCs w:val="22"/><w:lang w:val="es-ES_tradnl"/></w:rPr></w:pPr><w:r><w:rPr><w:sz w:val="22"/><w:szCs w:val="22"/><w:lang w:val="es-ES_tradnl"/></w:rPr><w:t xml:space="preserve">Recibir en nombre del Proponente/Oferente y con efecto obligatorio para éste, todas las Circulares y/o Enmiendas que </w:t></w:r><w:r><w:rPr><w:sz w:val="22"/><w:szCs w:val="22"/><w:lang w:val="es-ES_tradnl"/></w:rPr><w:t>emita la</w:t></w:r><w:r><w:t xml:space="preserve"> </w:t></w:r><w:r><w:rPr><w:sz w:val="22"/><w:szCs w:val="22"/><w:lang w:val="es-ES_tradnl"/></w:rPr><w:t>Entidad Contratante.</w:t></w:r></w:p><w:p><w:pPr><w:spacing w:after="0"/><w:jc w:val="both"/><w:rPr><w:sz w:val="22"/><w:szCs w:val="22"/><w:lang w:val="es-ES_tradnl"/></w:rPr></w:pPr></w:p><w:p><w:pPr><w:spacing w:after="0"/><w:jc w:val="both"/><w:rPr><w:sz w:val="22"/><w:szCs w:val="22"/><w:lang w:val="es-ES_tradnl"/></w:rPr></w:pPr><w:r><w:rPr><w:sz w:val="22"/><w:szCs w:val="22"/><w:lang w:val="es-ES_tradnl"/></w:rPr><w:t>A los fines de d</w:t></w:r><w:r><w:rPr><w:sz w:val="22"/><w:szCs w:val="22"/><w:lang w:val="es-ES_tradnl"/></w:rPr><w:t>ar cumplimiento a mis mandatos,</w:t></w:r><w:r><w:t xml:space="preserve"> </w:t></w:r><w:r><w:rPr><w:sz w:val="22"/><w:szCs w:val="22"/><w:lang w:val="es-ES_tradnl"/></w:rPr><w:t>hago formal elección de domicilio en:</w:t></w:r></w:p><w:p><w:pPr><w:spacing w:after="0"/><w:jc w:val="both"/><w:rPr><w:sz w:val="22"/><w:szCs w:val="22"/><w:lang w:val="es-ES_tradnl"/></w:rPr></w:pPr></w:p><w:p><w:pPr><w:spacing w:after="0"/><w:rPr><w:sz w:val="22"/><w:szCs w:val="22"/><w:lang w:val="es-ES_tradnl"/></w:rPr></w:pPr><w:r><w:rPr><w:sz w:val="22"/><w:szCs w:val="22"/><w:lang w:val="es-ES_tradnl"/></w:rPr><w:t>Dirección</w:t></w:r><w:r><w:rPr><w:sz w:val="22"/><w:szCs w:val="22"/><w:lang w:val="es-ES_tradnl"/></w:rPr><w:t>: _</w:t></w:r><w:r><w:rPr><w:sz w:val="22"/><w:szCs w:val="22"/><w:lang w:val="es-ES_tradnl"/></w:rPr><w:t>__________________</w:t></w:r><w:r><w:rPr><w:sz w:val="22"/><w:szCs w:val="22"/><w:lang w:val="es-ES_tradnl"/></w:rPr><w:t>_________________________</w:t></w:r><w:r><w:rPr><w:sz w:val="22"/><w:szCs w:val="22"/><w:lang w:val="es-ES_tradnl"/></w:rPr><w:t>___________________</w:t></w:r></w:p><w:p><w:pPr><w:spacing w:after="0"/><w:rPr><w:sz w:val="22"/><w:szCs w:val="22"/><w:lang w:val="es-ES_tradnl"/></w:rPr></w:pPr></w:p><w:p><w:pPr><w:spacing w:after="0"/><w:rPr><w:sz w:val="22"/><w:szCs w:val="22"/><w:lang w:val="es-ES_tradnl"/></w:rPr></w:pPr><w:r><w:rPr><w:sz w:val="22"/><w:szCs w:val="22"/><w:lang w:val="es-ES_tradnl"/></w:rPr><w:t>Teléfonos</w:t></w:r><w:r><w:rPr><w:sz w:val="22"/><w:szCs w:val="22"/><w:lang w:val="es-ES_tradnl"/></w:rPr><w:t>: _</w:t></w:r><w:r><w:rPr><w:sz w:val="22"/><w:szCs w:val="22"/><w:lang w:val="es-ES_tradnl"/></w:rPr><w:t>_________</w:t></w:r><w:r><w:rPr><w:sz w:val="22"/><w:szCs w:val="22"/><w:lang w:val="es-ES_tradnl"/></w:rPr><w:t>_________________________</w:t></w:r><w:r><w:rPr><w:sz w:val="22"/><w:szCs w:val="22"/><w:lang w:val="es-ES_tradnl"/></w:rPr><w:t>____________________________</w:t></w:r></w:p><w:p><w:pPr><w:spacing w:after="0"/><w:rPr><w:sz w:val="22"/><w:szCs w:val="22"/><w:lang w:val="es-ES_tradnl"/></w:rPr></w:pPr></w:p><w:p><w:pPr><w:spacing w:after="0"/><w:rPr><w:sz w:val="22"/><w:szCs w:val="22"/><w:lang w:val="es-ES_tradnl"/></w:rPr></w:pPr><w:r><w:rPr><w:sz w:val="22"/><w:szCs w:val="22"/><w:lang w:val="es-ES_tradnl"/></w:rPr><w:t>E-mail:</w:t></w:r><w:r><w:rPr><w:sz w:val="22"/><w:szCs w:val="22"/><w:lang w:val="es-ES_tradnl"/></w:rPr><w:t xml:space="preserve"> </w:t></w:r><w:r><w:rPr><w:sz w:val="22"/><w:szCs w:val="22"/><w:lang w:val="es-ES_tradnl"/></w:rPr><w:t>_</w:t></w:r><w:r><w:rPr><w:sz w:val="22"/><w:szCs w:val="22"/><w:lang w:val="es-ES_tradnl"/></w:rPr><w:t>__________________________</w:t></w:r><w:r><w:rPr><w:sz w:val="22"/><w:szCs w:val="22"/><w:lang w:val="es-ES_tradnl"/></w:rPr><w:t>_______________________________________</w:t></w:r></w:p><w:p><w:pPr><w:spacing w:after="0"/><w:rPr><w:sz w:val="22"/><w:szCs w:val="22"/><w:lang w:val="es-ES_tradnl"/></w:rPr></w:pPr></w:p><w:p><w:pPr><w:spacing w:after="0"/><w:rPr><w:sz w:val="22"/><w:szCs w:val="22"/><w:lang w:val="es-ES_tradnl"/></w:rPr></w:pPr></w:p><w:p><w:pPr><w:spacing w:after="0"/><w:rPr><w:sz w:val="22"/><w:szCs w:val="22"/><w:lang w:val="es-ES_tradnl"/></w:rPr></w:pPr></w:p><w:p><w:pPr><w:spacing w:after="0"/><w:rPr><w:sz w:val="22"/><w:szCs w:val="22"/><w:lang w:val="es-ES_tradnl"/></w:rPr></w:pPr><w:r><w:rPr><w:sz w:val="22"/><w:szCs w:val="22"/><w:lang w:val="es-ES_tradnl"/></w:rPr><w:t>__________________</w:t></w:r><w:r><w:rPr><w:sz w:val="22"/><w:szCs w:val="22"/><w:lang w:val="es-ES_tradnl"/></w:rPr><w:t>_</w:t></w:r><w:r><w:rPr><w:sz w:val="22"/><w:szCs w:val="22"/><w:lang w:val="es-ES_tradnl"/></w:rPr><w:t>_______________</w:t></w:r><w:r><w:rPr><w:sz w:val="22"/><w:szCs w:val="22"/><w:lang w:val="es-ES_tradnl"/></w:rPr><w:tab/></w:r><w:r><w:rPr><w:sz w:val="22"/><w:szCs w:val="22"/><w:lang w:val="es-ES_tradnl"/></w:rPr><w:tab/><w:t>___________</w:t></w:r><w:r><w:rPr><w:sz w:val="22"/><w:szCs w:val="22"/><w:lang w:val="es-ES_tradnl"/></w:rPr><w:t>_____</w:t></w:r><w:r><w:rPr><w:sz w:val="22"/><w:szCs w:val="22"/><w:lang w:val="es-ES_tradnl"/></w:rPr><w:t>_________________</w:t></w:r></w:p><w:p><w:pPr><w:spacing w:after="0"/><w:rPr><w:sz w:val="22"/><w:szCs w:val="22"/><w:lang w:val="es-ES_tradnl"/></w:rPr></w:pPr><w:r><w:rPr><w:sz w:val="22"/><w:szCs w:val="22"/><w:lang w:val="es-ES_tradnl"/></w:rPr><w:tab/></w:r><w:r><w:rPr><w:sz w:val="22"/><w:szCs w:val="22"/><w:lang w:val="es-ES_tradnl"/></w:rPr><w:tab/></w:r><w:r><w:rPr><w:sz w:val="22"/><w:szCs w:val="22"/><w:lang w:val="es-ES_tradnl"/></w:rPr><w:tab/></w:r></w:p><w:p><w:pPr><w:spacing w:after="0"/><w:rPr><w:color w:val="FF0000"/><w:sz w:val="22"/><w:szCs w:val="22"/><w:lang w:val="es-ES_tradnl"/></w:rPr></w:pPr><w:r><w:rPr><w:color w:val="FF0000"/><w:sz w:val="22"/><w:szCs w:val="22"/><w:lang w:val="es-ES_tradnl"/></w:rPr><w:t>(</w:t></w:r><w:r><w:rPr><w:color w:val="FF0000"/><w:sz w:val="22"/><w:szCs w:val="22"/><w:lang w:val="es-ES_tradnl"/></w:rPr><w:t xml:space="preserve">Nombre y </w:t></w:r><w:r><w:rPr><w:color w:val="FF0000"/><w:sz w:val="22"/><w:szCs w:val="22"/><w:lang w:val="es-ES_tradnl"/></w:rPr><w:t>Firma del Agente Autorizado</w:t></w:r><w:r><w:rPr><w:color w:val="FF0000"/><w:sz w:val="22"/><w:szCs w:val="22"/><w:lang w:val="es-ES_tradnl"/></w:rPr><w:t>)</w:t></w:r><w:r><w:rPr><w:color w:val="FF0000"/><w:sz w:val="22"/><w:szCs w:val="22"/><w:lang w:val="es-ES_tradnl"/></w:rPr><w:tab/></w:r><w:r><w:rPr><w:color w:val="FF0000"/><w:sz w:val="22"/><w:szCs w:val="22"/><w:lang w:val="es-ES_tradnl"/></w:rPr><w:tab/></w:r><w:r><w:rPr><w:color w:val="FF0000"/><w:sz w:val="22"/><w:szCs w:val="22"/><w:lang w:val="es-ES_tradnl"/></w:rPr><w:tab/></w:r><w:r><w:rPr><w:color w:val="FF0000"/><w:sz w:val="22"/><w:szCs w:val="22"/><w:lang w:val="es-ES_tradnl"/></w:rPr><w:tab/></w:r><w:r><w:rPr><w:color w:val="FF0000"/><w:sz w:val="22"/><w:szCs w:val="22"/><w:lang w:val="es-ES_tradnl"/></w:rPr><w:t>(</w:t></w:r><w:r><w:rPr><w:color w:val="FF0000"/><w:sz w:val="22"/><w:szCs w:val="22"/><w:lang w:val="es-ES_tradnl"/></w:rPr><w:t>Fecha</w:t></w:r><w:r><w:rPr><w:color w:val="FF0000"/><w:sz w:val="22"/><w:szCs w:val="22"/><w:lang w:val="es-ES_tradnl"/></w:rPr><w:t>)</w:t></w:r></w:p><w:p><w:pPr><w:spacing w:after="0"/><w:ind w:firstLine="540"/><w:rPr><w:b/><w:sz w:val="22"/><w:szCs w:val="22"/></w:rPr></w:pPr></w:p><w:p><w:pPr><w:spacing w:after="0"/><w:ind w:firstLine="540"/><w:jc w:val="both"/><w:rPr><w:b/><w:sz w:val="22"/><w:szCs w:val="22"/></w:rPr></w:pPr></w:p><w:p><w:pPr><w:spacing w:after="0"/><w:jc w:val="both"/><w:rPr><w:sz w:val="22"/><w:szCs w:val="22"/><w:lang w:val="es-ES_tradnl"/></w:rPr></w:pPr></w:p><w:p><w:pPr><w:spacing w:after="0"/><w:rPr><w:rFonts w:ascii="Palatino Linotype" w:hAnsi="Palatino Linotype"/><w:sz w:val="22"/><w:szCs w:val="22"/><w:lang w:val="es-ES_tradnl"/></w:rPr></w:pPr></w:p><w:sectPr><w:headerReference w:type="default" r:id="rId10"/><w:footerReference w:type="default" r:id="rId11"/><w:pgSz w:w="11907" w:h="16839" w:code="9"/><w:pgMar w:top="1440" w:right="1440" w:bottom="1440" w:left="1440" w:header="708" w:footer="708" w:gutter="0"/><w:cols w:space="708"/><w:docGrid w:linePitch="360"/></w:sectPr><w:tbl><w:tblPr><w:tblW w:w="0" w:type="auto"/><w:tblBorders><w:top w:val="none" w:sz="0" w:space="0" w:color="auto"/><w:left w:val="none" w:sz="0" w:space="0" w:color="auto"/><w:bottom w:val="none" w:sz="0" w:space="0" w:color="auto"/><w:right w:val="none" w:sz="0" w:space="0" w:color="auto"/><w:insideH w:val="none" w:sz="0" w:space="0" w:color="auto"/><w:insideV w:val="none" w:sz="0" w:space="0" w:color="auto"/></w:tblBorders><w:jc w:val="center"/></w:tblPr><w:tr><w:tc><w:tcPr><w:tcW w:w="4800" w:type="dxa"/><w:vAlign w:val="bottom"/></w:tcPr><w:p><w:pPr><w:jc w:val="center"/></w:pPr><w:r><w:t>${img_firma}</w:t></w:r></w:p></w:tc><w:tc><w:tcPr><w:tcW w:w="4800" w:type="dxa"/><w:vAlign w:val="bottom"/></w:tcPr><w:p><w:pPr><w:jc w:val="center"/></w:pPr><w:r><w:t>${img_sello}</w:t></w:r></w:p></w:tc></w:tr></w:tbl></w:body></w:document>
 </file>
 
 <file path=word/endnotes.xml><?xml version="1.0" encoding="utf-8"?>
